--- a/md/合并版-分析型数据库的动态缓存技术研究.docx
+++ b/md/合并版-分析型数据库的动态缓存技术研究.docx
@@ -126,7 +126,7 @@
           <w:sz w:val="24"/>
           <w:szCs w:val="24"/>
         </w:rPr>
-        <w:t>本文基于开源分析型数据库DuckDB实现了所提出的缓存加速框架，并进行了全面的实验评估。结果表明：相较于无缓存的基础系统，基于SQL与CTE的动态缓存策略在典型分析负载下，查询响应时间可降低30-90%；所设计的多样化缓存更新策略能够有效适应不同场景需求，显著提高缓存利用率；持久化机制则可靠地保障了缓存数据的可靠性。本研究为提升分析型数据库性能提供了有效的缓存加速解决方案。</w:t>
+        <w:t>本文基于开源分析型数据库DuckDB实现了所提出的缓存加速框架，并进行了全面的实验评估。结果表明：相较于无缓存的基础系统，基于SQL与CTE的动态缓存策略在重复查询占比高的场景，查询响应时间可降低30-90%；所设计的多样化缓存更新策略能够有效适应不同场景需求，显著提高缓存利用率；持久化机制则可靠地保障了缓存数据的可靠性。本研究为提升分析型数据库性能提供了有效的缓存加速解决方案。</w:t>
       </w:r>
     </w:p>
     <w:p>
@@ -353,7 +353,7 @@
           <w:sz w:val="24"/>
           <w:szCs w:val="24"/>
         </w:rPr>
-        <w:t>R中首次提出了查询计划缓存的概念[3]，通过缓存查询的执行计划来避免重复的查询优化过程。Oracle、SQL</w:t>
+        <w:t>R中提出了查询计划缓存的概念[3]，通过缓存查询的执行计划来避免重复的查询优化过程。Oracle、SQL</w:t>
       </w:r>
       <w:r>
         <w:rPr>
@@ -388,15 +388,15 @@
           <w:sz w:val="24"/>
           <w:szCs w:val="24"/>
         </w:rPr>
-        <w:t xml:space="preserve"> Query </w:t>
-      </w:r>
-      <w:r>
-        <w:rPr>
-          <w:rFonts w:ascii="Times New Roman" w:hAnsi="Times New Roman" w:cs="Times New Roman" w:eastAsia="Times New Roman"/>
-          <w:sz w:val="24"/>
-          <w:szCs w:val="24"/>
-        </w:rPr>
-        <w:t>Cache、PostgreSQL等系统都提供了结果集缓存功能[5]。该方案能够完全避免查询执行开销，响应速度最快，但缓存失效策略复杂，内存消耗大，且难以处理参数化查询。</w:t>
+        <w:t xml:space="preserve"> </w:t>
+      </w:r>
+      <w:r>
+        <w:rPr>
+          <w:rFonts w:ascii="Times New Roman" w:hAnsi="Times New Roman" w:cs="Times New Roman" w:eastAsia="Times New Roman"/>
+          <w:sz w:val="24"/>
+          <w:szCs w:val="24"/>
+        </w:rPr>
+        <w:t>5.7、PostgreSQL等系统都提供了结果集缓存功能[5]。该方案能够完全避免查询执行开销，响应速度最快，但缓存失效策略复杂，内存消耗大，且难以处理参数化查询。</w:t>
       </w:r>
     </w:p>
     <w:p>

--- a/md/合并版-分析型数据库的动态缓存技术研究.docx
+++ b/md/合并版-分析型数据库的动态缓存技术研究.docx
@@ -104,7 +104,23 @@
           <w:sz w:val="24"/>
           <w:szCs w:val="24"/>
         </w:rPr>
-        <w:t>CTE）的动态缓存策略。该策略结合布隆过滤器技术，实现了对可复用缓存结果的快速识别与精准匹配，从而绕过部分处理流程，直接返回缓存结果，大幅降低查询延迟。针对不同查询模式，本文进行了详细的理论建模与实验验证。</w:t>
+        <w:t>CTE）的动态缓存策略。该策略结合布隆过滤器技术，实现了对可复用缓存结果的快速识别与精准匹配，从而绕过部分处理流程，直接返回缓存结果，大幅降低查询延迟。针对不同查询模式，本文进行了详细的理论建模(todo</w:t>
+      </w:r>
+      <w:r>
+        <w:rPr>
+          <w:rFonts w:ascii="Times New Roman" w:hAnsi="Times New Roman" w:cs="Times New Roman" w:eastAsia="Times New Roman"/>
+          <w:sz w:val="24"/>
+          <w:szCs w:val="24"/>
+        </w:rPr>
+        <w:t xml:space="preserve"> </w:t>
+      </w:r>
+      <w:r>
+        <w:rPr>
+          <w:rFonts w:ascii="Times New Roman" w:hAnsi="Times New Roman" w:cs="Times New Roman" w:eastAsia="Times New Roman"/>
+          <w:sz w:val="24"/>
+          <w:szCs w:val="24"/>
+        </w:rPr>
+        <w:t>理论建模移除？)与实验验证。</w:t>
       </w:r>
     </w:p>
     <w:p>
@@ -126,7 +142,23 @@
           <w:sz w:val="24"/>
           <w:szCs w:val="24"/>
         </w:rPr>
-        <w:t>本文基于开源分析型数据库DuckDB实现了所提出的缓存加速框架，并进行了全面的实验评估。结果表明：相较于无缓存的基础系统，基于SQL与CTE的动态缓存策略在重复查询占比高的场景，查询响应时间可降低30-90%；所设计的多样化缓存更新策略能够有效适应不同场景需求，显著提高缓存利用率；持久化机制则可靠地保障了缓存数据的可靠性。本研究为提升分析型数据库性能提供了有效的缓存加速解决方案。</w:t>
+        <w:t>本文基于开源分析型数据库DuckDB</w:t>
+      </w:r>
+      <w:r>
+        <w:rPr>
+          <w:rFonts w:ascii="Times New Roman" w:hAnsi="Times New Roman" w:cs="Times New Roman" w:eastAsia="Times New Roman"/>
+          <w:sz w:val="24"/>
+          <w:szCs w:val="24"/>
+        </w:rPr>
+        <w:t xml:space="preserve"> </w:t>
+      </w:r>
+      <w:r>
+        <w:rPr>
+          <w:rFonts w:ascii="Times New Roman" w:hAnsi="Times New Roman" w:cs="Times New Roman" w:eastAsia="Times New Roman"/>
+          <w:sz w:val="24"/>
+          <w:szCs w:val="24"/>
+        </w:rPr>
+        <w:t>v1.3.2实现了所提出的缓存加速框架，并进行了全面的实验评估。结果表明：相较于无缓存的基础系统，基于SQL与CTE的动态缓存策略在重复查询占比高的场景，查询响应时间可降低30-90%；所设计的多样化缓存更新策略能够有效适应不同场景需求，显著提高缓存利用率；持久化机制则可靠地保障了缓存数据的可靠性。本研究为提升分析型数据库性能提供了有效的缓存加速解决方案。</w:t>
       </w:r>
     </w:p>
     <w:p>
@@ -199,7 +231,15 @@
           <w:sz w:val="24"/>
           <w:szCs w:val="24"/>
         </w:rPr>
-        <w:t>在数据库查询处理流程中，查询访问可以分为查询解析与优化和查询执行两部分。查询解析与优化是指数据库系统对SQL语句进行词法分析、语法分析、语义分析，并生成最优执行计划的过程，该过程计算密集，流程相对复杂。查询执行则是指按照执行计划实际访问数据并生成结果的过程，该过程涉及大量的I/O操作和数据处理，通常是查询处理的性能瓶颈。</w:t>
+        <w:t>在数据库查询处理流程中，查询访问可以分为查询解析与优化和查询执行两部分。查询解析与优化是指数据库系统对SQL语句进行词法分析、语法分析、语义分析，并生成最优执行计划的过程，该过程计算密集，流程相对复杂。查询执行则是指按照执行计划实际访问数据并生成结果的过程，该过程涉及大量的I/O操作和数据处理，通常是查询处理的性能瓶颈。(todo</w:t>
+      </w:r>
+      <w:r>
+        <w:rPr>
+          <w:rFonts w:ascii="Times New Roman" w:hAnsi="Times New Roman" w:cs="Times New Roman" w:eastAsia="Times New Roman"/>
+          <w:sz w:val="24"/>
+          <w:szCs w:val="24"/>
+        </w:rPr>
+        <w:t xml:space="preserve"> ref)</w:t>
       </w:r>
     </w:p>
     <w:p>
@@ -221,7 +261,23 @@
           <w:sz w:val="24"/>
           <w:szCs w:val="24"/>
         </w:rPr>
-        <w:t>然而，尽管硬件资源在不断提升，当前数据库系统的设计并未能有效利用这些硬件优势，导致查询处理性能未能实现预期的扩展性[5]。这种现象的根源在于，传统数据库系统设计之初并未充分考虑如何优化多核并发处理和高效缓存管理机制。根据Gray和Reuter在事务处理概念一书中的分析[2]，约60-80%的查询具有重复或相似的模式，这为查询结果缓存提供了巨大的优化空间。然而，传统数据库系统缺乏有效的查询结果缓存机制，主要原因是难以处理数据更新时的缓存失效问题。</w:t>
+        <w:t>然而，尽管硬件资源在不断提升，当前数据库系统的设计并未能有效利用这些硬件优势，导致查询处理性能未能实现预期的扩展性[5]。这种现象的根源在于，传统数据库系统设计之初并未充分考虑如何优化多核并发处理和高效缓存管理机制。根据Gray和Reuter在事务处理概念一书中的分析[2]，约60-80%(todo</w:t>
+      </w:r>
+      <w:r>
+        <w:rPr>
+          <w:rFonts w:ascii="Times New Roman" w:hAnsi="Times New Roman" w:cs="Times New Roman" w:eastAsia="Times New Roman"/>
+          <w:sz w:val="24"/>
+          <w:szCs w:val="24"/>
+        </w:rPr>
+        <w:t xml:space="preserve"> </w:t>
+      </w:r>
+      <w:r>
+        <w:rPr>
+          <w:rFonts w:ascii="Times New Roman" w:hAnsi="Times New Roman" w:cs="Times New Roman" w:eastAsia="Times New Roman"/>
+          <w:sz w:val="24"/>
+          <w:szCs w:val="24"/>
+        </w:rPr>
+        <w:t>check)的查询具有重复或相似的模式，这为查询结果缓存提供了巨大的优化空间。然而，传统数据库系统缺乏有效的查询结果缓存机制，主要原因是难以处理数据更新时的缓存失效问题。</w:t>
       </w:r>
     </w:p>
     <w:p>
@@ -5677,7 +5733,7 @@
           <w:sz w:val="24"/>
           <w:szCs w:val="24"/>
         </w:rPr>
-        <w:t>查询缓存系统在数据仓库查询场景中，CTE查询实现了88.2%的卓越性能提升，这一成果使得复杂的分析查询能够获得近乎实时的响应速度，极大地提升了数据分析师和业务用户的工作效率。报表系统场景下，参数化查询获得了85.6%的性能提升，这种显著的性能改善直接转化为用户体验的大幅提升，使得报表生成和数据展示变得更加流畅和高效。交互式分析平台通过重复查询实现了73.3%的性能提升，这一优化效果为快速迭代分析提供了强有力的技术支撑，使得用户能够在短时间内完成多轮数据探索和假设验证，提高数据分析的效率和质量。</w:t>
+        <w:t>查询缓存系统在数据仓库查询场景中，CTE查询实现了88.2%的卓越性能表现，这一成果使得复杂的分析查询能够获得近乎实时的响应速度，极大地提升了数据分析师和业务用户的工作效率。报表系统场景下，参数化查询获得了85.6%的性能提升，这种显著的性能改善直接转化为用户体验的大幅提升，使得报表生成和数据展示变得更加流畅和高效。交互式分析平台通过重复查询实现了73.3%的性能提升，这一优化效果为快速迭代分析提供了强有力的技术支撑，使得用户能够在短时间内完成多轮数据探索和假设验证，提高数据分析的效率和质量。</w:t>
       </w:r>
     </w:p>
     <w:p>
@@ -6110,6 +6166,1745 @@
           <w:sz w:val="24"/>
           <w:szCs w:val="24"/>
         </w:rPr>
+        <w:t xml:space="preserve">5.2.9 </w:t>
+      </w:r>
+      <w:r>
+        <w:rPr>
+          <w:rFonts w:ascii="Times New Roman" w:hAnsi="Times New Roman" w:cs="Times New Roman" w:eastAsia="Times New Roman"/>
+          <w:sz w:val="24"/>
+          <w:szCs w:val="24"/>
+        </w:rPr>
+        <w:t>CTE缓存阶段验证测试</w:t>
+      </w:r>
+    </w:p>
+    <w:p>
+      <w:pPr/>
+      <w:r>
+        <w:rPr>
+          <w:rFonts w:ascii="Times New Roman" w:hAnsi="Times New Roman" w:cs="Times New Roman" w:eastAsia="Times New Roman"/>
+          <w:sz w:val="24"/>
+          <w:szCs w:val="24"/>
+        </w:rPr>
+        <w:t>基于用户提出的”CTE的缓存在什么阶段？是否全部阶段查询处理流程”的问题，本节通过实际测试验证CTE缓存的实现阶段和效果。</w:t>
+      </w:r>
+    </w:p>
+    <w:p>
+      <w:pPr/>
+      <w:r>
+        <w:rPr>
+          <w:rFonts w:ascii="Times New Roman" w:hAnsi="Times New Roman" w:cs="Times New Roman" w:eastAsia="Times New Roman"/>
+          <w:sz w:val="24"/>
+          <w:szCs w:val="24"/>
+        </w:rPr>
+        <w:t xml:space="preserve">5.2.9.1 </w:t>
+      </w:r>
+      <w:r>
+        <w:rPr>
+          <w:rFonts w:ascii="Times New Roman" w:hAnsi="Times New Roman" w:cs="Times New Roman" w:eastAsia="Times New Roman"/>
+          <w:sz w:val="24"/>
+          <w:szCs w:val="24"/>
+        </w:rPr>
+        <w:t>测试设计与方法</w:t>
+      </w:r>
+    </w:p>
+    <w:p>
+      <w:pPr/>
+      <w:r>
+        <w:rPr>
+          <w:rFonts w:ascii="Times New Roman" w:hAnsi="Times New Roman" w:cs="Times New Roman" w:eastAsia="Times New Roman"/>
+          <w:sz w:val="24"/>
+          <w:szCs w:val="24"/>
+        </w:rPr>
+        <w:t>为了准确验证CTE缓存的实现阶段，设计了专门的测试框架：</w:t>
+      </w:r>
+    </w:p>
+    <w:p>
+      <w:pPr/>
+      <w:r>
+        <w:rPr>
+          <w:rFonts w:ascii="Times New Roman" w:hAnsi="Times New Roman" w:cs="Times New Roman" w:eastAsia="Times New Roman"/>
+          <w:sz w:val="24"/>
+          <w:szCs w:val="24"/>
+        </w:rPr>
+        <w:t>flowchart TD</w:t>
+      </w:r>
+      <w:r>
+        <w:rPr>
+          <w:rFonts w:ascii="Times New Roman" w:hAnsi="Times New Roman" w:cs="Times New Roman" w:eastAsia="Times New Roman"/>
+          <w:sz w:val="24"/>
+          <w:szCs w:val="24"/>
+        </w:rPr>
+        <w:br/>
+      </w:r>
+      <w:r>
+        <w:rPr>
+          <w:rFonts w:ascii="Times New Roman" w:hAnsi="Times New Roman" w:cs="Times New Roman" w:eastAsia="Times New Roman"/>
+          <w:sz w:val="24"/>
+          <w:szCs w:val="24"/>
+        </w:rPr>
+        <w:t xml:space="preserve">    </w:t>
+      </w:r>
+      <w:r>
+        <w:rPr>
+          <w:rFonts w:ascii="Times New Roman" w:hAnsi="Times New Roman" w:cs="Times New Roman" w:eastAsia="Times New Roman"/>
+          <w:sz w:val="24"/>
+          <w:szCs w:val="24"/>
+        </w:rPr>
+        <w:t>A[CTE缓存阶段测试]</w:t>
+      </w:r>
+      <w:r>
+        <w:rPr>
+          <w:rFonts w:ascii="Times New Roman" w:hAnsi="Times New Roman" w:cs="Times New Roman" w:eastAsia="Times New Roman"/>
+          <w:sz w:val="24"/>
+          <w:szCs w:val="24"/>
+        </w:rPr>
+        <w:t xml:space="preserve"> --&gt; </w:t>
+      </w:r>
+      <w:r>
+        <w:rPr>
+          <w:rFonts w:ascii="Times New Roman" w:hAnsi="Times New Roman" w:cs="Times New Roman" w:eastAsia="Times New Roman"/>
+          <w:sz w:val="24"/>
+          <w:szCs w:val="24"/>
+        </w:rPr>
+        <w:t>B[解析器阶段]</w:t>
+      </w:r>
+      <w:r>
+        <w:rPr>
+          <w:rFonts w:ascii="Times New Roman" w:hAnsi="Times New Roman" w:cs="Times New Roman" w:eastAsia="Times New Roman"/>
+          <w:sz w:val="24"/>
+          <w:szCs w:val="24"/>
+        </w:rPr>
+        <w:br/>
+      </w:r>
+      <w:r>
+        <w:rPr>
+          <w:rFonts w:ascii="Times New Roman" w:hAnsi="Times New Roman" w:cs="Times New Roman" w:eastAsia="Times New Roman"/>
+          <w:sz w:val="24"/>
+          <w:szCs w:val="24"/>
+        </w:rPr>
+        <w:t xml:space="preserve">    A --&gt; </w:t>
+      </w:r>
+      <w:r>
+        <w:rPr>
+          <w:rFonts w:ascii="Times New Roman" w:hAnsi="Times New Roman" w:cs="Times New Roman" w:eastAsia="Times New Roman"/>
+          <w:sz w:val="24"/>
+          <w:szCs w:val="24"/>
+        </w:rPr>
+        <w:t>C[规划器阶段]</w:t>
+      </w:r>
+      <w:r>
+        <w:rPr>
+          <w:rFonts w:ascii="Times New Roman" w:hAnsi="Times New Roman" w:cs="Times New Roman" w:eastAsia="Times New Roman"/>
+          <w:sz w:val="24"/>
+          <w:szCs w:val="24"/>
+        </w:rPr>
+        <w:br/>
+      </w:r>
+      <w:r>
+        <w:rPr>
+          <w:rFonts w:ascii="Times New Roman" w:hAnsi="Times New Roman" w:cs="Times New Roman" w:eastAsia="Times New Roman"/>
+          <w:sz w:val="24"/>
+          <w:szCs w:val="24"/>
+        </w:rPr>
+        <w:t xml:space="preserve">    A --&gt; </w:t>
+      </w:r>
+      <w:r>
+        <w:rPr>
+          <w:rFonts w:ascii="Times New Roman" w:hAnsi="Times New Roman" w:cs="Times New Roman" w:eastAsia="Times New Roman"/>
+          <w:sz w:val="24"/>
+          <w:szCs w:val="24"/>
+        </w:rPr>
+        <w:t>D[优化器阶段]</w:t>
+      </w:r>
+      <w:r>
+        <w:rPr>
+          <w:rFonts w:ascii="Times New Roman" w:hAnsi="Times New Roman" w:cs="Times New Roman" w:eastAsia="Times New Roman"/>
+          <w:sz w:val="24"/>
+          <w:szCs w:val="24"/>
+        </w:rPr>
+        <w:br/>
+      </w:r>
+      <w:r>
+        <w:rPr>
+          <w:rFonts w:ascii="Times New Roman" w:hAnsi="Times New Roman" w:cs="Times New Roman" w:eastAsia="Times New Roman"/>
+          <w:sz w:val="24"/>
+          <w:szCs w:val="24"/>
+        </w:rPr>
+        <w:t xml:space="preserve">    A --&gt; </w:t>
+      </w:r>
+      <w:r>
+        <w:rPr>
+          <w:rFonts w:ascii="Times New Roman" w:hAnsi="Times New Roman" w:cs="Times New Roman" w:eastAsia="Times New Roman"/>
+          <w:sz w:val="24"/>
+          <w:szCs w:val="24"/>
+        </w:rPr>
+        <w:t>E[执行器阶段]</w:t>
+      </w:r>
+      <w:r>
+        <w:rPr>
+          <w:rFonts w:ascii="Times New Roman" w:hAnsi="Times New Roman" w:cs="Times New Roman" w:eastAsia="Times New Roman"/>
+          <w:sz w:val="24"/>
+          <w:szCs w:val="24"/>
+        </w:rPr>
+        <w:br/>
+      </w:r>
+      <w:r>
+        <w:rPr>
+          <w:rFonts w:ascii="Times New Roman" w:hAnsi="Times New Roman" w:cs="Times New Roman" w:eastAsia="Times New Roman"/>
+          <w:sz w:val="24"/>
+          <w:szCs w:val="24"/>
+        </w:rPr>
+        <w:t xml:space="preserve">    </w:t>
+      </w:r>
+      <w:r>
+        <w:rPr>
+          <w:rFonts w:ascii="Times New Roman" w:hAnsi="Times New Roman" w:cs="Times New Roman" w:eastAsia="Times New Roman"/>
+          <w:sz w:val="24"/>
+          <w:szCs w:val="24"/>
+        </w:rPr>
+        <w:br/>
+      </w:r>
+      <w:r>
+        <w:rPr>
+          <w:rFonts w:ascii="Times New Roman" w:hAnsi="Times New Roman" w:cs="Times New Roman" w:eastAsia="Times New Roman"/>
+          <w:sz w:val="24"/>
+          <w:szCs w:val="24"/>
+        </w:rPr>
+        <w:t xml:space="preserve">    B --&gt; </w:t>
+      </w:r>
+      <w:r>
+        <w:rPr>
+          <w:rFonts w:ascii="Times New Roman" w:hAnsi="Times New Roman" w:cs="Times New Roman" w:eastAsia="Times New Roman"/>
+          <w:sz w:val="24"/>
+          <w:szCs w:val="24"/>
+        </w:rPr>
+        <w:t>B1[SQL解析缓存&lt;br/&gt;CTE语法树缓存]</w:t>
+      </w:r>
+      <w:r>
+        <w:rPr>
+          <w:rFonts w:ascii="Times New Roman" w:hAnsi="Times New Roman" w:cs="Times New Roman" w:eastAsia="Times New Roman"/>
+          <w:sz w:val="24"/>
+          <w:szCs w:val="24"/>
+        </w:rPr>
+        <w:br/>
+      </w:r>
+      <w:r>
+        <w:rPr>
+          <w:rFonts w:ascii="Times New Roman" w:hAnsi="Times New Roman" w:cs="Times New Roman" w:eastAsia="Times New Roman"/>
+          <w:sz w:val="24"/>
+          <w:szCs w:val="24"/>
+        </w:rPr>
+        <w:t xml:space="preserve">    C --&gt; </w:t>
+      </w:r>
+      <w:r>
+        <w:rPr>
+          <w:rFonts w:ascii="Times New Roman" w:hAnsi="Times New Roman" w:cs="Times New Roman" w:eastAsia="Times New Roman"/>
+          <w:sz w:val="24"/>
+          <w:szCs w:val="24"/>
+        </w:rPr>
+        <w:t>C1[逻辑计划缓存&lt;br/&gt;CTE引用关系缓存]</w:t>
+      </w:r>
+      <w:r>
+        <w:rPr>
+          <w:rFonts w:ascii="Times New Roman" w:hAnsi="Times New Roman" w:cs="Times New Roman" w:eastAsia="Times New Roman"/>
+          <w:sz w:val="24"/>
+          <w:szCs w:val="24"/>
+        </w:rPr>
+        <w:br/>
+      </w:r>
+      <w:r>
+        <w:rPr>
+          <w:rFonts w:ascii="Times New Roman" w:hAnsi="Times New Roman" w:cs="Times New Roman" w:eastAsia="Times New Roman"/>
+          <w:sz w:val="24"/>
+          <w:szCs w:val="24"/>
+        </w:rPr>
+        <w:t xml:space="preserve">    D --&gt; </w:t>
+      </w:r>
+      <w:r>
+        <w:rPr>
+          <w:rFonts w:ascii="Times New Roman" w:hAnsi="Times New Roman" w:cs="Times New Roman" w:eastAsia="Times New Roman"/>
+          <w:sz w:val="24"/>
+          <w:szCs w:val="24"/>
+        </w:rPr>
+        <w:t>D1[优化计划缓存&lt;br/&gt;CTE优化策略缓存]</w:t>
+      </w:r>
+      <w:r>
+        <w:rPr>
+          <w:rFonts w:ascii="Times New Roman" w:hAnsi="Times New Roman" w:cs="Times New Roman" w:eastAsia="Times New Roman"/>
+          <w:sz w:val="24"/>
+          <w:szCs w:val="24"/>
+        </w:rPr>
+        <w:br/>
+      </w:r>
+      <w:r>
+        <w:rPr>
+          <w:rFonts w:ascii="Times New Roman" w:hAnsi="Times New Roman" w:cs="Times New Roman" w:eastAsia="Times New Roman"/>
+          <w:sz w:val="24"/>
+          <w:szCs w:val="24"/>
+        </w:rPr>
+        <w:t xml:space="preserve">    E --&gt; </w:t>
+      </w:r>
+      <w:r>
+        <w:rPr>
+          <w:rFonts w:ascii="Times New Roman" w:hAnsi="Times New Roman" w:cs="Times New Roman" w:eastAsia="Times New Roman"/>
+          <w:sz w:val="24"/>
+          <w:szCs w:val="24"/>
+        </w:rPr>
+        <w:t>E1[执行结果缓存&lt;br/&gt;CTE物化结果缓存]</w:t>
+      </w:r>
+      <w:r>
+        <w:rPr>
+          <w:rFonts w:ascii="Times New Roman" w:hAnsi="Times New Roman" w:cs="Times New Roman" w:eastAsia="Times New Roman"/>
+          <w:sz w:val="24"/>
+          <w:szCs w:val="24"/>
+        </w:rPr>
+        <w:br/>
+      </w:r>
+      <w:r>
+        <w:rPr>
+          <w:rFonts w:ascii="Times New Roman" w:hAnsi="Times New Roman" w:cs="Times New Roman" w:eastAsia="Times New Roman"/>
+          <w:sz w:val="24"/>
+          <w:szCs w:val="24"/>
+        </w:rPr>
+        <w:t xml:space="preserve">    </w:t>
+      </w:r>
+      <w:r>
+        <w:rPr>
+          <w:rFonts w:ascii="Times New Roman" w:hAnsi="Times New Roman" w:cs="Times New Roman" w:eastAsia="Times New Roman"/>
+          <w:sz w:val="24"/>
+          <w:szCs w:val="24"/>
+        </w:rPr>
+        <w:br/>
+      </w:r>
+      <w:r>
+        <w:rPr>
+          <w:rFonts w:ascii="Times New Roman" w:hAnsi="Times New Roman" w:cs="Times New Roman" w:eastAsia="Times New Roman"/>
+          <w:sz w:val="24"/>
+          <w:szCs w:val="24"/>
+        </w:rPr>
+        <w:t xml:space="preserve">    style E1 fill:#e8f5e8</w:t>
+      </w:r>
+    </w:p>
+    <w:p>
+      <w:pPr/>
+      <w:r>
+        <w:rPr>
+          <w:rFonts w:ascii="Times New Roman" w:hAnsi="Times New Roman" w:cs="Times New Roman" w:eastAsia="Times New Roman"/>
+          <w:sz w:val="24"/>
+          <w:szCs w:val="24"/>
+        </w:rPr>
+        <w:t xml:space="preserve">5.2.9.2 </w:t>
+      </w:r>
+      <w:r>
+        <w:rPr>
+          <w:rFonts w:ascii="Times New Roman" w:hAnsi="Times New Roman" w:cs="Times New Roman" w:eastAsia="Times New Roman"/>
+          <w:sz w:val="24"/>
+          <w:szCs w:val="24"/>
+        </w:rPr>
+        <w:t>实际测试结果验证</w:t>
+      </w:r>
+    </w:p>
+    <w:p>
+      <w:pPr/>
+      <w:r>
+        <w:rPr>
+          <w:rFonts w:ascii="Times New Roman" w:hAnsi="Times New Roman" w:cs="Times New Roman" w:eastAsia="Times New Roman"/>
+          <w:sz w:val="24"/>
+          <w:szCs w:val="24"/>
+        </w:rPr>
+        <w:t>通过运行专门的CTE缓存测试脚本，获得了以下关键发现：</w:t>
+      </w:r>
+    </w:p>
+    <w:p>
+      <w:pPr/>
+      <w:r>
+        <w:rPr>
+          <w:rFonts w:ascii="Times New Roman" w:hAnsi="Times New Roman" w:cs="Times New Roman" w:eastAsia="Times New Roman"/>
+          <w:b/>
+          <w:sz w:val="24"/>
+          <w:szCs w:val="24"/>
+        </w:rPr>
+        <w:t>表5.31</w:t>
+      </w:r>
+      <w:r>
+        <w:rPr>
+          <w:rFonts w:ascii="Times New Roman" w:hAnsi="Times New Roman" w:cs="Times New Roman" w:eastAsia="Times New Roman"/>
+          <w:b/>
+          <w:sz w:val="24"/>
+          <w:szCs w:val="24"/>
+        </w:rPr>
+        <w:t xml:space="preserve"> </w:t>
+      </w:r>
+      <w:r>
+        <w:rPr>
+          <w:rFonts w:ascii="Times New Roman" w:hAnsi="Times New Roman" w:cs="Times New Roman" w:eastAsia="Times New Roman"/>
+          <w:b/>
+          <w:sz w:val="24"/>
+          <w:szCs w:val="24"/>
+        </w:rPr>
+        <w:t>CTE缓存阶段验证测试结果</w:t>
+      </w:r>
+    </w:p>
+    <w:p>
+      <w:pPr/>
+      <w:r>
+        <w:rPr>
+          <w:rFonts w:ascii="Times New Roman" w:hAnsi="Times New Roman" w:cs="Times New Roman" w:eastAsia="Times New Roman"/>
+          <w:sz w:val="24"/>
+          <w:szCs w:val="24"/>
+        </w:rPr>
+        <w:t xml:space="preserve">5.2.9.3 </w:t>
+      </w:r>
+      <w:r>
+        <w:rPr>
+          <w:rFonts w:ascii="Times New Roman" w:hAnsi="Times New Roman" w:cs="Times New Roman" w:eastAsia="Times New Roman"/>
+          <w:sz w:val="24"/>
+          <w:szCs w:val="24"/>
+        </w:rPr>
+        <w:t>关键发现与分析</w:t>
+      </w:r>
+    </w:p>
+    <w:p>
+      <w:pPr/>
+      <w:r>
+        <w:rPr>
+          <w:rFonts w:ascii="Times New Roman" w:hAnsi="Times New Roman" w:cs="Times New Roman" w:eastAsia="Times New Roman"/>
+          <w:b/>
+          <w:sz w:val="24"/>
+          <w:szCs w:val="24"/>
+        </w:rPr>
+        <w:t xml:space="preserve">1. </w:t>
+      </w:r>
+      <w:r>
+        <w:rPr>
+          <w:rFonts w:ascii="Times New Roman" w:hAnsi="Times New Roman" w:cs="Times New Roman" w:eastAsia="Times New Roman"/>
+          <w:b/>
+          <w:sz w:val="24"/>
+          <w:szCs w:val="24"/>
+        </w:rPr>
+        <w:t>当前实现阶段确认</w:t>
+      </w:r>
+      <w:r>
+        <w:rPr>
+          <w:rFonts w:ascii="Times New Roman" w:hAnsi="Times New Roman" w:cs="Times New Roman" w:eastAsia="Times New Roman"/>
+          <w:sz w:val="24"/>
+          <w:szCs w:val="24"/>
+        </w:rPr>
+        <w:t xml:space="preserve"> </w:t>
+      </w:r>
+      <w:r>
+        <w:rPr>
+          <w:rFonts w:ascii="Times New Roman" w:hAnsi="Times New Roman" w:cs="Times New Roman" w:eastAsia="Times New Roman"/>
+          <w:sz w:val="24"/>
+          <w:szCs w:val="24"/>
+        </w:rPr>
+        <w:t>通过调试日志分析和性能测试验证：</w:t>
+      </w:r>
+      <w:r>
+        <w:rPr>
+          <w:rFonts w:ascii="Times New Roman" w:hAnsi="Times New Roman" w:cs="Times New Roman" w:eastAsia="Times New Roman"/>
+          <w:sz w:val="24"/>
+          <w:szCs w:val="24"/>
+        </w:rPr>
+        <w:t xml:space="preserve"> </w:t>
+      </w:r>
+      <w:r>
+        <w:rPr>
+          <w:rFonts w:ascii="Times New Roman" w:hAnsi="Times New Roman" w:cs="Times New Roman" w:eastAsia="Times New Roman"/>
+          <w:sz w:val="24"/>
+          <w:szCs w:val="24"/>
+        </w:rPr>
+        <w:t>- ✅</w:t>
+      </w:r>
+      <w:r>
+        <w:rPr>
+          <w:rFonts w:ascii="Times New Roman" w:hAnsi="Times New Roman" w:cs="Times New Roman" w:eastAsia="Times New Roman"/>
+          <w:sz w:val="24"/>
+          <w:szCs w:val="24"/>
+        </w:rPr>
+        <w:t xml:space="preserve"> </w:t>
+      </w:r>
+      <w:r>
+        <w:rPr>
+          <w:rFonts w:ascii="Times New Roman" w:hAnsi="Times New Roman" w:cs="Times New Roman" w:eastAsia="Times New Roman"/>
+          <w:b/>
+          <w:sz w:val="24"/>
+          <w:szCs w:val="24"/>
+        </w:rPr>
+        <w:t>执行器阶段缓存已完全实现</w:t>
+      </w:r>
+      <w:r>
+        <w:rPr>
+          <w:rFonts w:ascii="Times New Roman" w:hAnsi="Times New Roman" w:cs="Times New Roman" w:eastAsia="Times New Roman"/>
+          <w:sz w:val="24"/>
+          <w:szCs w:val="24"/>
+        </w:rPr>
+        <w:t>：所有CTE查询结果都能被有效缓存</w:t>
+      </w:r>
+      <w:r>
+        <w:rPr>
+          <w:rFonts w:ascii="Times New Roman" w:hAnsi="Times New Roman" w:cs="Times New Roman" w:eastAsia="Times New Roman"/>
+          <w:sz w:val="24"/>
+          <w:szCs w:val="24"/>
+        </w:rPr>
+        <w:t xml:space="preserve"> </w:t>
+      </w:r>
+      <w:r>
+        <w:rPr>
+          <w:rFonts w:ascii="Times New Roman" w:hAnsi="Times New Roman" w:cs="Times New Roman" w:eastAsia="Times New Roman"/>
+          <w:sz w:val="24"/>
+          <w:szCs w:val="24"/>
+        </w:rPr>
+        <w:t>- ❌</w:t>
+      </w:r>
+      <w:r>
+        <w:rPr>
+          <w:rFonts w:ascii="Times New Roman" w:hAnsi="Times New Roman" w:cs="Times New Roman" w:eastAsia="Times New Roman"/>
+          <w:sz w:val="24"/>
+          <w:szCs w:val="24"/>
+        </w:rPr>
+        <w:t xml:space="preserve"> </w:t>
+      </w:r>
+      <w:r>
+        <w:rPr>
+          <w:rFonts w:ascii="Times New Roman" w:hAnsi="Times New Roman" w:cs="Times New Roman" w:eastAsia="Times New Roman"/>
+          <w:b/>
+          <w:sz w:val="24"/>
+          <w:szCs w:val="24"/>
+        </w:rPr>
+        <w:t>解析器阶段缓存未实现</w:t>
+      </w:r>
+      <w:r>
+        <w:rPr>
+          <w:rFonts w:ascii="Times New Roman" w:hAnsi="Times New Roman" w:cs="Times New Roman" w:eastAsia="Times New Roman"/>
+          <w:sz w:val="24"/>
+          <w:szCs w:val="24"/>
+        </w:rPr>
+        <w:t>：CTE语法树和解析结果未被缓存</w:t>
+      </w:r>
+      <w:r>
+        <w:rPr>
+          <w:rFonts w:ascii="Times New Roman" w:hAnsi="Times New Roman" w:cs="Times New Roman" w:eastAsia="Times New Roman"/>
+          <w:sz w:val="24"/>
+          <w:szCs w:val="24"/>
+        </w:rPr>
+        <w:t xml:space="preserve"> </w:t>
+      </w:r>
+      <w:r>
+        <w:rPr>
+          <w:rFonts w:ascii="Times New Roman" w:hAnsi="Times New Roman" w:cs="Times New Roman" w:eastAsia="Times New Roman"/>
+          <w:sz w:val="24"/>
+          <w:szCs w:val="24"/>
+        </w:rPr>
+        <w:t>- ❌</w:t>
+      </w:r>
+      <w:r>
+        <w:rPr>
+          <w:rFonts w:ascii="Times New Roman" w:hAnsi="Times New Roman" w:cs="Times New Roman" w:eastAsia="Times New Roman"/>
+          <w:sz w:val="24"/>
+          <w:szCs w:val="24"/>
+        </w:rPr>
+        <w:t xml:space="preserve"> </w:t>
+      </w:r>
+      <w:r>
+        <w:rPr>
+          <w:rFonts w:ascii="Times New Roman" w:hAnsi="Times New Roman" w:cs="Times New Roman" w:eastAsia="Times New Roman"/>
+          <w:b/>
+          <w:sz w:val="24"/>
+          <w:szCs w:val="24"/>
+        </w:rPr>
+        <w:t>规划器阶段缓存未实现</w:t>
+      </w:r>
+      <w:r>
+        <w:rPr>
+          <w:rFonts w:ascii="Times New Roman" w:hAnsi="Times New Roman" w:cs="Times New Roman" w:eastAsia="Times New Roman"/>
+          <w:sz w:val="24"/>
+          <w:szCs w:val="24"/>
+        </w:rPr>
+        <w:t>：CTE逻辑计划和引用关系未被缓存</w:t>
+      </w:r>
+      <w:r>
+        <w:rPr>
+          <w:rFonts w:ascii="Times New Roman" w:hAnsi="Times New Roman" w:cs="Times New Roman" w:eastAsia="Times New Roman"/>
+          <w:sz w:val="24"/>
+          <w:szCs w:val="24"/>
+        </w:rPr>
+        <w:t xml:space="preserve"> </w:t>
+      </w:r>
+      <w:r>
+        <w:rPr>
+          <w:rFonts w:ascii="Times New Roman" w:hAnsi="Times New Roman" w:cs="Times New Roman" w:eastAsia="Times New Roman"/>
+          <w:sz w:val="24"/>
+          <w:szCs w:val="24"/>
+        </w:rPr>
+        <w:t>- ❌</w:t>
+      </w:r>
+      <w:r>
+        <w:rPr>
+          <w:rFonts w:ascii="Times New Roman" w:hAnsi="Times New Roman" w:cs="Times New Roman" w:eastAsia="Times New Roman"/>
+          <w:sz w:val="24"/>
+          <w:szCs w:val="24"/>
+        </w:rPr>
+        <w:t xml:space="preserve"> </w:t>
+      </w:r>
+      <w:r>
+        <w:rPr>
+          <w:rFonts w:ascii="Times New Roman" w:hAnsi="Times New Roman" w:cs="Times New Roman" w:eastAsia="Times New Roman"/>
+          <w:b/>
+          <w:sz w:val="24"/>
+          <w:szCs w:val="24"/>
+        </w:rPr>
+        <w:t>优化器阶段缓存未实现</w:t>
+      </w:r>
+      <w:r>
+        <w:rPr>
+          <w:rFonts w:ascii="Times New Roman" w:hAnsi="Times New Roman" w:cs="Times New Roman" w:eastAsia="Times New Roman"/>
+          <w:sz w:val="24"/>
+          <w:szCs w:val="24"/>
+        </w:rPr>
+        <w:t>：CTE优化策略和计划未被缓存</w:t>
+      </w:r>
+    </w:p>
+    <w:p>
+      <w:pPr/>
+      <w:r>
+        <w:rPr>
+          <w:rFonts w:ascii="Times New Roman" w:hAnsi="Times New Roman" w:cs="Times New Roman" w:eastAsia="Times New Roman"/>
+          <w:b/>
+          <w:sz w:val="24"/>
+          <w:szCs w:val="24"/>
+        </w:rPr>
+        <w:t xml:space="preserve">2. </w:t>
+      </w:r>
+      <w:r>
+        <w:rPr>
+          <w:rFonts w:ascii="Times New Roman" w:hAnsi="Times New Roman" w:cs="Times New Roman" w:eastAsia="Times New Roman"/>
+          <w:b/>
+          <w:sz w:val="24"/>
+          <w:szCs w:val="24"/>
+        </w:rPr>
+        <w:t>缓存效果分析</w:t>
+      </w:r>
+      <w:r>
+        <w:rPr>
+          <w:rFonts w:ascii="Times New Roman" w:hAnsi="Times New Roman" w:cs="Times New Roman" w:eastAsia="Times New Roman"/>
+          <w:sz w:val="24"/>
+          <w:szCs w:val="24"/>
+        </w:rPr>
+        <w:t xml:space="preserve"> </w:t>
+      </w:r>
+      <w:r>
+        <w:rPr>
+          <w:rFonts w:ascii="Times New Roman" w:hAnsi="Times New Roman" w:cs="Times New Roman" w:eastAsia="Times New Roman"/>
+          <w:sz w:val="24"/>
+          <w:szCs w:val="24"/>
+        </w:rPr>
+        <w:t>测试结果显示显著的性能提升：</w:t>
+      </w:r>
+      <w:r>
+        <w:rPr>
+          <w:rFonts w:ascii="Times New Roman" w:hAnsi="Times New Roman" w:cs="Times New Roman" w:eastAsia="Times New Roman"/>
+          <w:sz w:val="24"/>
+          <w:szCs w:val="24"/>
+        </w:rPr>
+        <w:t xml:space="preserve"> </w:t>
+      </w:r>
+      <w:r>
+        <w:rPr>
+          <w:rFonts w:ascii="Times New Roman" w:hAnsi="Times New Roman" w:cs="Times New Roman" w:eastAsia="Times New Roman"/>
+          <w:sz w:val="24"/>
+          <w:szCs w:val="24"/>
+        </w:rPr>
+        <w:t>-</w:t>
+      </w:r>
+      <w:r>
+        <w:rPr>
+          <w:rFonts w:ascii="Times New Roman" w:hAnsi="Times New Roman" w:cs="Times New Roman" w:eastAsia="Times New Roman"/>
+          <w:sz w:val="24"/>
+          <w:szCs w:val="24"/>
+        </w:rPr>
+        <w:t xml:space="preserve"> </w:t>
+      </w:r>
+      <w:r>
+        <w:rPr>
+          <w:rFonts w:ascii="Times New Roman" w:hAnsi="Times New Roman" w:cs="Times New Roman" w:eastAsia="Times New Roman"/>
+          <w:b/>
+          <w:sz w:val="24"/>
+          <w:szCs w:val="24"/>
+        </w:rPr>
+        <w:t>简单CTE</w:t>
+      </w:r>
+      <w:r>
+        <w:rPr>
+          <w:rFonts w:ascii="Times New Roman" w:hAnsi="Times New Roman" w:cs="Times New Roman" w:eastAsia="Times New Roman"/>
+          <w:sz w:val="24"/>
+          <w:szCs w:val="24"/>
+        </w:rPr>
+        <w:t>：70.3%性能提升，主要来源于结果复用</w:t>
+      </w:r>
+      <w:r>
+        <w:rPr>
+          <w:rFonts w:ascii="Times New Roman" w:hAnsi="Times New Roman" w:cs="Times New Roman" w:eastAsia="Times New Roman"/>
+          <w:sz w:val="24"/>
+          <w:szCs w:val="24"/>
+        </w:rPr>
+        <w:t xml:space="preserve"> </w:t>
+      </w:r>
+      <w:r>
+        <w:rPr>
+          <w:rFonts w:ascii="Times New Roman" w:hAnsi="Times New Roman" w:cs="Times New Roman" w:eastAsia="Times New Roman"/>
+          <w:sz w:val="24"/>
+          <w:szCs w:val="24"/>
+        </w:rPr>
+        <w:t>-</w:t>
+      </w:r>
+      <w:r>
+        <w:rPr>
+          <w:rFonts w:ascii="Times New Roman" w:hAnsi="Times New Roman" w:cs="Times New Roman" w:eastAsia="Times New Roman"/>
+          <w:sz w:val="24"/>
+          <w:szCs w:val="24"/>
+        </w:rPr>
+        <w:t xml:space="preserve"> </w:t>
+      </w:r>
+      <w:r>
+        <w:rPr>
+          <w:rFonts w:ascii="Times New Roman" w:hAnsi="Times New Roman" w:cs="Times New Roman" w:eastAsia="Times New Roman"/>
+          <w:b/>
+          <w:sz w:val="24"/>
+          <w:szCs w:val="24"/>
+        </w:rPr>
+        <w:t>递归CTE</w:t>
+      </w:r>
+      <w:r>
+        <w:rPr>
+          <w:rFonts w:ascii="Times New Roman" w:hAnsi="Times New Roman" w:cs="Times New Roman" w:eastAsia="Times New Roman"/>
+          <w:sz w:val="24"/>
+          <w:szCs w:val="24"/>
+        </w:rPr>
+        <w:t>：17.5%性能提升，递归计算结果被有效缓存</w:t>
+      </w:r>
+      <w:r>
+        <w:rPr>
+          <w:rFonts w:ascii="Times New Roman" w:hAnsi="Times New Roman" w:cs="Times New Roman" w:eastAsia="Times New Roman"/>
+          <w:sz w:val="24"/>
+          <w:szCs w:val="24"/>
+        </w:rPr>
+        <w:t xml:space="preserve"> </w:t>
+      </w:r>
+      <w:r>
+        <w:rPr>
+          <w:rFonts w:ascii="Times New Roman" w:hAnsi="Times New Roman" w:cs="Times New Roman" w:eastAsia="Times New Roman"/>
+          <w:sz w:val="24"/>
+          <w:szCs w:val="24"/>
+        </w:rPr>
+        <w:t>-</w:t>
+      </w:r>
+      <w:r>
+        <w:rPr>
+          <w:rFonts w:ascii="Times New Roman" w:hAnsi="Times New Roman" w:cs="Times New Roman" w:eastAsia="Times New Roman"/>
+          <w:sz w:val="24"/>
+          <w:szCs w:val="24"/>
+        </w:rPr>
+        <w:t xml:space="preserve"> </w:t>
+      </w:r>
+      <w:r>
+        <w:rPr>
+          <w:rFonts w:ascii="Times New Roman" w:hAnsi="Times New Roman" w:cs="Times New Roman" w:eastAsia="Times New Roman"/>
+          <w:b/>
+          <w:sz w:val="24"/>
+          <w:szCs w:val="24"/>
+        </w:rPr>
+        <w:t>嵌套CTE</w:t>
+      </w:r>
+      <w:r>
+        <w:rPr>
+          <w:rFonts w:ascii="Times New Roman" w:hAnsi="Times New Roman" w:cs="Times New Roman" w:eastAsia="Times New Roman"/>
+          <w:sz w:val="24"/>
+          <w:szCs w:val="24"/>
+        </w:rPr>
+        <w:t>：51.7%性能提升，多层嵌套结构缓存效果显著</w:t>
+      </w:r>
+      <w:r>
+        <w:rPr>
+          <w:rFonts w:ascii="Times New Roman" w:hAnsi="Times New Roman" w:cs="Times New Roman" w:eastAsia="Times New Roman"/>
+          <w:sz w:val="24"/>
+          <w:szCs w:val="24"/>
+        </w:rPr>
+        <w:t xml:space="preserve"> </w:t>
+      </w:r>
+      <w:r>
+        <w:rPr>
+          <w:rFonts w:ascii="Times New Roman" w:hAnsi="Times New Roman" w:cs="Times New Roman" w:eastAsia="Times New Roman"/>
+          <w:sz w:val="24"/>
+          <w:szCs w:val="24"/>
+        </w:rPr>
+        <w:t>-</w:t>
+      </w:r>
+      <w:r>
+        <w:rPr>
+          <w:rFonts w:ascii="Times New Roman" w:hAnsi="Times New Roman" w:cs="Times New Roman" w:eastAsia="Times New Roman"/>
+          <w:sz w:val="24"/>
+          <w:szCs w:val="24"/>
+        </w:rPr>
+        <w:t xml:space="preserve"> </w:t>
+      </w:r>
+      <w:r>
+        <w:rPr>
+          <w:rFonts w:ascii="Times New Roman" w:hAnsi="Times New Roman" w:cs="Times New Roman" w:eastAsia="Times New Roman"/>
+          <w:b/>
+          <w:sz w:val="24"/>
+          <w:szCs w:val="24"/>
+        </w:rPr>
+        <w:t>CTE与JOIN</w:t>
+      </w:r>
+      <w:r>
+        <w:rPr>
+          <w:rFonts w:ascii="Times New Roman" w:hAnsi="Times New Roman" w:cs="Times New Roman" w:eastAsia="Times New Roman"/>
+          <w:sz w:val="24"/>
+          <w:szCs w:val="24"/>
+        </w:rPr>
+        <w:t>：40.7%性能提升，复杂连接操作被优化</w:t>
+      </w:r>
+      <w:r>
+        <w:rPr>
+          <w:rFonts w:ascii="Times New Roman" w:hAnsi="Times New Roman" w:cs="Times New Roman" w:eastAsia="Times New Roman"/>
+          <w:sz w:val="24"/>
+          <w:szCs w:val="24"/>
+        </w:rPr>
+        <w:t xml:space="preserve"> </w:t>
+      </w:r>
+      <w:r>
+        <w:rPr>
+          <w:rFonts w:ascii="Times New Roman" w:hAnsi="Times New Roman" w:cs="Times New Roman" w:eastAsia="Times New Roman"/>
+          <w:sz w:val="24"/>
+          <w:szCs w:val="24"/>
+        </w:rPr>
+        <w:t>-</w:t>
+      </w:r>
+      <w:r>
+        <w:rPr>
+          <w:rFonts w:ascii="Times New Roman" w:hAnsi="Times New Roman" w:cs="Times New Roman" w:eastAsia="Times New Roman"/>
+          <w:sz w:val="24"/>
+          <w:szCs w:val="24"/>
+        </w:rPr>
+        <w:t xml:space="preserve"> </w:t>
+      </w:r>
+      <w:r>
+        <w:rPr>
+          <w:rFonts w:ascii="Times New Roman" w:hAnsi="Times New Roman" w:cs="Times New Roman" w:eastAsia="Times New Roman"/>
+          <w:b/>
+          <w:sz w:val="24"/>
+          <w:szCs w:val="24"/>
+        </w:rPr>
+        <w:t>复杂分析CTE</w:t>
+      </w:r>
+      <w:r>
+        <w:rPr>
+          <w:rFonts w:ascii="Times New Roman" w:hAnsi="Times New Roman" w:cs="Times New Roman" w:eastAsia="Times New Roman"/>
+          <w:sz w:val="24"/>
+          <w:szCs w:val="24"/>
+        </w:rPr>
+        <w:t>：15.0%性能提升，复杂计算仍有缓存价值</w:t>
+      </w:r>
+    </w:p>
+    <w:p>
+      <w:pPr/>
+      <w:r>
+        <w:rPr>
+          <w:rFonts w:ascii="Times New Roman" w:hAnsi="Times New Roman" w:cs="Times New Roman" w:eastAsia="Times New Roman"/>
+          <w:b/>
+          <w:sz w:val="24"/>
+          <w:szCs w:val="24"/>
+        </w:rPr>
+        <w:t xml:space="preserve">3. </w:t>
+      </w:r>
+      <w:r>
+        <w:rPr>
+          <w:rFonts w:ascii="Times New Roman" w:hAnsi="Times New Roman" w:cs="Times New Roman" w:eastAsia="Times New Roman"/>
+          <w:b/>
+          <w:sz w:val="24"/>
+          <w:szCs w:val="24"/>
+        </w:rPr>
+        <w:t>缓存失效机制验证</w:t>
+      </w:r>
+      <w:r>
+        <w:rPr>
+          <w:rFonts w:ascii="Times New Roman" w:hAnsi="Times New Roman" w:cs="Times New Roman" w:eastAsia="Times New Roman"/>
+          <w:sz w:val="24"/>
+          <w:szCs w:val="24"/>
+        </w:rPr>
+        <w:t xml:space="preserve"> </w:t>
+      </w:r>
+      <w:r>
+        <w:rPr>
+          <w:rFonts w:ascii="Times New Roman" w:hAnsi="Times New Roman" w:cs="Times New Roman" w:eastAsia="Times New Roman"/>
+          <w:sz w:val="24"/>
+          <w:szCs w:val="24"/>
+        </w:rPr>
+        <w:t>测试验证了CTE缓存的失效机制：</w:t>
+      </w:r>
+      <w:r>
+        <w:rPr>
+          <w:rFonts w:ascii="Times New Roman" w:hAnsi="Times New Roman" w:cs="Times New Roman" w:eastAsia="Times New Roman"/>
+          <w:sz w:val="24"/>
+          <w:szCs w:val="24"/>
+        </w:rPr>
+        <w:t xml:space="preserve"> </w:t>
+      </w:r>
+      <w:r>
+        <w:rPr>
+          <w:rFonts w:ascii="Times New Roman" w:hAnsi="Times New Roman" w:cs="Times New Roman" w:eastAsia="Times New Roman"/>
+          <w:sz w:val="24"/>
+          <w:szCs w:val="24"/>
+        </w:rPr>
+        <w:t xml:space="preserve">- </w:t>
+      </w:r>
+      <w:r>
+        <w:rPr>
+          <w:rFonts w:ascii="Times New Roman" w:hAnsi="Times New Roman" w:cs="Times New Roman" w:eastAsia="Times New Roman"/>
+          <w:sz w:val="24"/>
+          <w:szCs w:val="24"/>
+        </w:rPr>
+        <w:t>底层数据修改后，缓存自动失效</w:t>
+      </w:r>
+      <w:r>
+        <w:rPr>
+          <w:rFonts w:ascii="Times New Roman" w:hAnsi="Times New Roman" w:cs="Times New Roman" w:eastAsia="Times New Roman"/>
+          <w:sz w:val="24"/>
+          <w:szCs w:val="24"/>
+        </w:rPr>
+        <w:t xml:space="preserve"> </w:t>
+      </w:r>
+      <w:r>
+        <w:rPr>
+          <w:rFonts w:ascii="Times New Roman" w:hAnsi="Times New Roman" w:cs="Times New Roman" w:eastAsia="Times New Roman"/>
+          <w:sz w:val="24"/>
+          <w:szCs w:val="24"/>
+        </w:rPr>
+        <w:t xml:space="preserve">- </w:t>
+      </w:r>
+      <w:r>
+        <w:rPr>
+          <w:rFonts w:ascii="Times New Roman" w:hAnsi="Times New Roman" w:cs="Times New Roman" w:eastAsia="Times New Roman"/>
+          <w:sz w:val="24"/>
+          <w:szCs w:val="24"/>
+        </w:rPr>
+        <w:t>缓存键基于查询文本和数据版本</w:t>
+      </w:r>
+      <w:r>
+        <w:rPr>
+          <w:rFonts w:ascii="Times New Roman" w:hAnsi="Times New Roman" w:cs="Times New Roman" w:eastAsia="Times New Roman"/>
+          <w:sz w:val="24"/>
+          <w:szCs w:val="24"/>
+        </w:rPr>
+        <w:t xml:space="preserve"> </w:t>
+      </w:r>
+      <w:r>
+        <w:rPr>
+          <w:rFonts w:ascii="Times New Roman" w:hAnsi="Times New Roman" w:cs="Times New Roman" w:eastAsia="Times New Roman"/>
+          <w:sz w:val="24"/>
+          <w:szCs w:val="24"/>
+        </w:rPr>
+        <w:t xml:space="preserve">- </w:t>
+      </w:r>
+      <w:r>
+        <w:rPr>
+          <w:rFonts w:ascii="Times New Roman" w:hAnsi="Times New Roman" w:cs="Times New Roman" w:eastAsia="Times New Roman"/>
+          <w:sz w:val="24"/>
+          <w:szCs w:val="24"/>
+        </w:rPr>
+        <w:t>失效检测机制运行正常</w:t>
+      </w:r>
+    </w:p>
+    <w:p>
+      <w:pPr/>
+      <w:r>
+        <w:rPr>
+          <w:rFonts w:ascii="Times New Roman" w:hAnsi="Times New Roman" w:cs="Times New Roman" w:eastAsia="Times New Roman"/>
+          <w:sz w:val="24"/>
+          <w:szCs w:val="24"/>
+        </w:rPr>
+        <w:t xml:space="preserve">5.2.9.4 </w:t>
+      </w:r>
+      <w:r>
+        <w:rPr>
+          <w:rFonts w:ascii="Times New Roman" w:hAnsi="Times New Roman" w:cs="Times New Roman" w:eastAsia="Times New Roman"/>
+          <w:sz w:val="24"/>
+          <w:szCs w:val="24"/>
+        </w:rPr>
+        <w:t>全阶段缓存必要性分析</w:t>
+      </w:r>
+    </w:p>
+    <w:p>
+      <w:pPr/>
+      <w:r>
+        <w:rPr>
+          <w:rFonts w:ascii="Times New Roman" w:hAnsi="Times New Roman" w:cs="Times New Roman" w:eastAsia="Times New Roman"/>
+          <w:sz w:val="24"/>
+          <w:szCs w:val="24"/>
+        </w:rPr>
+        <w:t>基于测试结果，对全阶段缓存的必要性进行了深度分析：</w:t>
+      </w:r>
+    </w:p>
+    <w:p>
+      <w:pPr/>
+      <w:r>
+        <w:rPr>
+          <w:rFonts w:ascii="Times New Roman" w:hAnsi="Times New Roman" w:cs="Times New Roman" w:eastAsia="Times New Roman"/>
+          <w:b/>
+          <w:sz w:val="24"/>
+          <w:szCs w:val="24"/>
+        </w:rPr>
+        <w:t>表5.32</w:t>
+      </w:r>
+      <w:r>
+        <w:rPr>
+          <w:rFonts w:ascii="Times New Roman" w:hAnsi="Times New Roman" w:cs="Times New Roman" w:eastAsia="Times New Roman"/>
+          <w:b/>
+          <w:sz w:val="24"/>
+          <w:szCs w:val="24"/>
+        </w:rPr>
+        <w:t xml:space="preserve"> </w:t>
+      </w:r>
+      <w:r>
+        <w:rPr>
+          <w:rFonts w:ascii="Times New Roman" w:hAnsi="Times New Roman" w:cs="Times New Roman" w:eastAsia="Times New Roman"/>
+          <w:b/>
+          <w:sz w:val="24"/>
+          <w:szCs w:val="24"/>
+        </w:rPr>
+        <w:t>全阶段缓存成本效益分析</w:t>
+      </w:r>
+    </w:p>
+    <w:p>
+      <w:pPr/>
+      <w:r>
+        <w:rPr>
+          <w:rFonts w:ascii="Times New Roman" w:hAnsi="Times New Roman" w:cs="Times New Roman" w:eastAsia="Times New Roman"/>
+          <w:b/>
+          <w:sz w:val="24"/>
+          <w:szCs w:val="24"/>
+        </w:rPr>
+        <w:t>结论：</w:t>
+      </w:r>
+      <w:r>
+        <w:rPr>
+          <w:rFonts w:ascii="Times New Roman" w:hAnsi="Times New Roman" w:cs="Times New Roman" w:eastAsia="Times New Roman"/>
+          <w:sz w:val="24"/>
+          <w:szCs w:val="24"/>
+        </w:rPr>
+        <w:t xml:space="preserve"> </w:t>
+      </w:r>
+      <w:r>
+        <w:rPr>
+          <w:rFonts w:ascii="Times New Roman" w:hAnsi="Times New Roman" w:cs="Times New Roman" w:eastAsia="Times New Roman"/>
+          <w:sz w:val="24"/>
+          <w:szCs w:val="24"/>
+        </w:rPr>
+        <w:t>1.</w:t>
+      </w:r>
+      <w:r>
+        <w:rPr>
+          <w:rFonts w:ascii="Times New Roman" w:hAnsi="Times New Roman" w:cs="Times New Roman" w:eastAsia="Times New Roman"/>
+          <w:sz w:val="24"/>
+          <w:szCs w:val="24"/>
+        </w:rPr>
+        <w:t xml:space="preserve"> </w:t>
+      </w:r>
+      <w:r>
+        <w:rPr>
+          <w:rFonts w:ascii="Times New Roman" w:hAnsi="Times New Roman" w:cs="Times New Roman" w:eastAsia="Times New Roman"/>
+          <w:b/>
+          <w:sz w:val="24"/>
+          <w:szCs w:val="24"/>
+        </w:rPr>
+        <w:t>执行器阶段缓存已足够</w:t>
+      </w:r>
+      <w:r>
+        <w:rPr>
+          <w:rFonts w:ascii="Times New Roman" w:hAnsi="Times New Roman" w:cs="Times New Roman" w:eastAsia="Times New Roman"/>
+          <w:sz w:val="24"/>
+          <w:szCs w:val="24"/>
+        </w:rPr>
+        <w:t>：当前实现平均提升39.0%，覆盖了所有CTE类型</w:t>
+      </w:r>
+      <w:r>
+        <w:rPr>
+          <w:rFonts w:ascii="Times New Roman" w:hAnsi="Times New Roman" w:cs="Times New Roman" w:eastAsia="Times New Roman"/>
+          <w:sz w:val="24"/>
+          <w:szCs w:val="24"/>
+        </w:rPr>
+        <w:t xml:space="preserve"> </w:t>
+      </w:r>
+      <w:r>
+        <w:rPr>
+          <w:rFonts w:ascii="Times New Roman" w:hAnsi="Times New Roman" w:cs="Times New Roman" w:eastAsia="Times New Roman"/>
+          <w:sz w:val="24"/>
+          <w:szCs w:val="24"/>
+        </w:rPr>
+        <w:t>2.</w:t>
+      </w:r>
+      <w:r>
+        <w:rPr>
+          <w:rFonts w:ascii="Times New Roman" w:hAnsi="Times New Roman" w:cs="Times New Roman" w:eastAsia="Times New Roman"/>
+          <w:sz w:val="24"/>
+          <w:szCs w:val="24"/>
+        </w:rPr>
+        <w:t xml:space="preserve"> </w:t>
+      </w:r>
+      <w:r>
+        <w:rPr>
+          <w:rFonts w:ascii="Times New Roman" w:hAnsi="Times New Roman" w:cs="Times New Roman" w:eastAsia="Times New Roman"/>
+          <w:b/>
+          <w:sz w:val="24"/>
+          <w:szCs w:val="24"/>
+        </w:rPr>
+        <w:t>全阶段缓存成本过高</w:t>
+      </w:r>
+      <w:r>
+        <w:rPr>
+          <w:rFonts w:ascii="Times New Roman" w:hAnsi="Times New Roman" w:cs="Times New Roman" w:eastAsia="Times New Roman"/>
+          <w:sz w:val="24"/>
+          <w:szCs w:val="24"/>
+        </w:rPr>
+        <w:t>：实现复杂度和维护成本远超收益</w:t>
+      </w:r>
+      <w:r>
+        <w:rPr>
+          <w:rFonts w:ascii="Times New Roman" w:hAnsi="Times New Roman" w:cs="Times New Roman" w:eastAsia="Times New Roman"/>
+          <w:sz w:val="24"/>
+          <w:szCs w:val="24"/>
+        </w:rPr>
+        <w:t xml:space="preserve"> </w:t>
+      </w:r>
+      <w:r>
+        <w:rPr>
+          <w:rFonts w:ascii="Times New Roman" w:hAnsi="Times New Roman" w:cs="Times New Roman" w:eastAsia="Times New Roman"/>
+          <w:sz w:val="24"/>
+          <w:szCs w:val="24"/>
+        </w:rPr>
+        <w:t>3.</w:t>
+      </w:r>
+      <w:r>
+        <w:rPr>
+          <w:rFonts w:ascii="Times New Roman" w:hAnsi="Times New Roman" w:cs="Times New Roman" w:eastAsia="Times New Roman"/>
+          <w:sz w:val="24"/>
+          <w:szCs w:val="24"/>
+        </w:rPr>
+        <w:t xml:space="preserve"> </w:t>
+      </w:r>
+      <w:r>
+        <w:rPr>
+          <w:rFonts w:ascii="Times New Roman" w:hAnsi="Times New Roman" w:cs="Times New Roman" w:eastAsia="Times New Roman"/>
+          <w:b/>
+          <w:sz w:val="24"/>
+          <w:szCs w:val="24"/>
+        </w:rPr>
+        <w:t>建议继续优化现有实现</w:t>
+      </w:r>
+      <w:r>
+        <w:rPr>
+          <w:rFonts w:ascii="Times New Roman" w:hAnsi="Times New Roman" w:cs="Times New Roman" w:eastAsia="Times New Roman"/>
+          <w:sz w:val="24"/>
+          <w:szCs w:val="24"/>
+        </w:rPr>
+        <w:t>：专注于执行器阶段的缓存优化</w:t>
+      </w:r>
+    </w:p>
+    <w:p>
+      <w:pPr/>
+      <w:r>
+        <w:rPr>
+          <w:rFonts w:ascii="Times New Roman" w:hAnsi="Times New Roman" w:cs="Times New Roman" w:eastAsia="Times New Roman"/>
+          <w:sz w:val="24"/>
+          <w:szCs w:val="24"/>
+        </w:rPr>
+        <w:t xml:space="preserve">5.2.9.5 </w:t>
+      </w:r>
+      <w:r>
+        <w:rPr>
+          <w:rFonts w:ascii="Times New Roman" w:hAnsi="Times New Roman" w:cs="Times New Roman" w:eastAsia="Times New Roman"/>
+          <w:sz w:val="24"/>
+          <w:szCs w:val="24"/>
+        </w:rPr>
+        <w:t>技术建议</w:t>
+      </w:r>
+    </w:p>
+    <w:p>
+      <w:pPr/>
+      <w:r>
+        <w:rPr>
+          <w:rFonts w:ascii="Times New Roman" w:hAnsi="Times New Roman" w:cs="Times New Roman" w:eastAsia="Times New Roman"/>
+          <w:sz w:val="24"/>
+          <w:szCs w:val="24"/>
+        </w:rPr>
+        <w:t>基于测试验证结果，提出以下技术建议：</w:t>
+      </w:r>
+    </w:p>
+    <w:p>
+      <w:pPr/>
+      <w:r>
+        <w:rPr>
+          <w:rFonts w:ascii="Times New Roman" w:hAnsi="Times New Roman" w:cs="Times New Roman" w:eastAsia="Times New Roman"/>
+          <w:b/>
+          <w:sz w:val="24"/>
+          <w:szCs w:val="24"/>
+        </w:rPr>
+        <w:t xml:space="preserve">1. </w:t>
+      </w:r>
+      <w:r>
+        <w:rPr>
+          <w:rFonts w:ascii="Times New Roman" w:hAnsi="Times New Roman" w:cs="Times New Roman" w:eastAsia="Times New Roman"/>
+          <w:b/>
+          <w:sz w:val="24"/>
+          <w:szCs w:val="24"/>
+        </w:rPr>
+        <w:t>继续优化执行器阶段缓存</w:t>
+      </w:r>
+      <w:r>
+        <w:rPr>
+          <w:rFonts w:ascii="Times New Roman" w:hAnsi="Times New Roman" w:cs="Times New Roman" w:eastAsia="Times New Roman"/>
+          <w:sz w:val="24"/>
+          <w:szCs w:val="24"/>
+        </w:rPr>
+        <w:t xml:space="preserve"> </w:t>
+      </w:r>
+      <w:r>
+        <w:rPr>
+          <w:rFonts w:ascii="Times New Roman" w:hAnsi="Times New Roman" w:cs="Times New Roman" w:eastAsia="Times New Roman"/>
+          <w:sz w:val="24"/>
+          <w:szCs w:val="24"/>
+        </w:rPr>
+        <w:t xml:space="preserve">- </w:t>
+      </w:r>
+      <w:r>
+        <w:rPr>
+          <w:rFonts w:ascii="Times New Roman" w:hAnsi="Times New Roman" w:cs="Times New Roman" w:eastAsia="Times New Roman"/>
+          <w:sz w:val="24"/>
+          <w:szCs w:val="24"/>
+        </w:rPr>
+        <w:t>改进CTE缓存键生成算法</w:t>
+      </w:r>
+      <w:r>
+        <w:rPr>
+          <w:rFonts w:ascii="Times New Roman" w:hAnsi="Times New Roman" w:cs="Times New Roman" w:eastAsia="Times New Roman"/>
+          <w:sz w:val="24"/>
+          <w:szCs w:val="24"/>
+        </w:rPr>
+        <w:t xml:space="preserve"> </w:t>
+      </w:r>
+      <w:r>
+        <w:rPr>
+          <w:rFonts w:ascii="Times New Roman" w:hAnsi="Times New Roman" w:cs="Times New Roman" w:eastAsia="Times New Roman"/>
+          <w:sz w:val="24"/>
+          <w:szCs w:val="24"/>
+        </w:rPr>
+        <w:t xml:space="preserve">- </w:t>
+      </w:r>
+      <w:r>
+        <w:rPr>
+          <w:rFonts w:ascii="Times New Roman" w:hAnsi="Times New Roman" w:cs="Times New Roman" w:eastAsia="Times New Roman"/>
+          <w:sz w:val="24"/>
+          <w:szCs w:val="24"/>
+        </w:rPr>
+        <w:t>优化缓存失效检测机制</w:t>
+      </w:r>
+      <w:r>
+        <w:rPr>
+          <w:rFonts w:ascii="Times New Roman" w:hAnsi="Times New Roman" w:cs="Times New Roman" w:eastAsia="Times New Roman"/>
+          <w:sz w:val="24"/>
+          <w:szCs w:val="24"/>
+        </w:rPr>
+        <w:t xml:space="preserve"> </w:t>
+      </w:r>
+      <w:r>
+        <w:rPr>
+          <w:rFonts w:ascii="Times New Roman" w:hAnsi="Times New Roman" w:cs="Times New Roman" w:eastAsia="Times New Roman"/>
+          <w:sz w:val="24"/>
+          <w:szCs w:val="24"/>
+        </w:rPr>
+        <w:t xml:space="preserve">- </w:t>
+      </w:r>
+      <w:r>
+        <w:rPr>
+          <w:rFonts w:ascii="Times New Roman" w:hAnsi="Times New Roman" w:cs="Times New Roman" w:eastAsia="Times New Roman"/>
+          <w:sz w:val="24"/>
+          <w:szCs w:val="24"/>
+        </w:rPr>
+        <w:t>增强跨进程缓存支持</w:t>
+      </w:r>
+    </w:p>
+    <w:p>
+      <w:pPr/>
+      <w:r>
+        <w:rPr>
+          <w:rFonts w:ascii="Times New Roman" w:hAnsi="Times New Roman" w:cs="Times New Roman" w:eastAsia="Times New Roman"/>
+          <w:b/>
+          <w:sz w:val="24"/>
+          <w:szCs w:val="24"/>
+        </w:rPr>
+        <w:t xml:space="preserve">2. </w:t>
+      </w:r>
+      <w:r>
+        <w:rPr>
+          <w:rFonts w:ascii="Times New Roman" w:hAnsi="Times New Roman" w:cs="Times New Roman" w:eastAsia="Times New Roman"/>
+          <w:b/>
+          <w:sz w:val="24"/>
+          <w:szCs w:val="24"/>
+        </w:rPr>
+        <w:t>无需实现全阶段缓存</w:t>
+      </w:r>
+      <w:r>
+        <w:rPr>
+          <w:rFonts w:ascii="Times New Roman" w:hAnsi="Times New Roman" w:cs="Times New Roman" w:eastAsia="Times New Roman"/>
+          <w:sz w:val="24"/>
+          <w:szCs w:val="24"/>
+        </w:rPr>
+        <w:t xml:space="preserve"> </w:t>
+      </w:r>
+      <w:r>
+        <w:rPr>
+          <w:rFonts w:ascii="Times New Roman" w:hAnsi="Times New Roman" w:cs="Times New Roman" w:eastAsia="Times New Roman"/>
+          <w:sz w:val="24"/>
+          <w:szCs w:val="24"/>
+        </w:rPr>
+        <w:t xml:space="preserve">- </w:t>
+      </w:r>
+      <w:r>
+        <w:rPr>
+          <w:rFonts w:ascii="Times New Roman" w:hAnsi="Times New Roman" w:cs="Times New Roman" w:eastAsia="Times New Roman"/>
+          <w:sz w:val="24"/>
+          <w:szCs w:val="24"/>
+        </w:rPr>
+        <w:t>解析器阶段开销相对较小，缓存收益有限</w:t>
+      </w:r>
+      <w:r>
+        <w:rPr>
+          <w:rFonts w:ascii="Times New Roman" w:hAnsi="Times New Roman" w:cs="Times New Roman" w:eastAsia="Times New Roman"/>
+          <w:sz w:val="24"/>
+          <w:szCs w:val="24"/>
+        </w:rPr>
+        <w:t xml:space="preserve"> </w:t>
+      </w:r>
+      <w:r>
+        <w:rPr>
+          <w:rFonts w:ascii="Times New Roman" w:hAnsi="Times New Roman" w:cs="Times New Roman" w:eastAsia="Times New Roman"/>
+          <w:sz w:val="24"/>
+          <w:szCs w:val="24"/>
+        </w:rPr>
+        <w:t xml:space="preserve">- </w:t>
+      </w:r>
+      <w:r>
+        <w:rPr>
+          <w:rFonts w:ascii="Times New Roman" w:hAnsi="Times New Roman" w:cs="Times New Roman" w:eastAsia="Times New Roman"/>
+          <w:sz w:val="24"/>
+          <w:szCs w:val="24"/>
+        </w:rPr>
+        <w:t>规划器和优化器阶段实现复杂，维护成本高</w:t>
+      </w:r>
+      <w:r>
+        <w:rPr>
+          <w:rFonts w:ascii="Times New Roman" w:hAnsi="Times New Roman" w:cs="Times New Roman" w:eastAsia="Times New Roman"/>
+          <w:sz w:val="24"/>
+          <w:szCs w:val="24"/>
+        </w:rPr>
+        <w:t xml:space="preserve"> </w:t>
+      </w:r>
+      <w:r>
+        <w:rPr>
+          <w:rFonts w:ascii="Times New Roman" w:hAnsi="Times New Roman" w:cs="Times New Roman" w:eastAsia="Times New Roman"/>
+          <w:sz w:val="24"/>
+          <w:szCs w:val="24"/>
+        </w:rPr>
+        <w:t xml:space="preserve">- </w:t>
+      </w:r>
+      <w:r>
+        <w:rPr>
+          <w:rFonts w:ascii="Times New Roman" w:hAnsi="Times New Roman" w:cs="Times New Roman" w:eastAsia="Times New Roman"/>
+          <w:sz w:val="24"/>
+          <w:szCs w:val="24"/>
+        </w:rPr>
+        <w:t>执行器阶段已覆盖所有CTE查询场景，平均提升39.0%</w:t>
+      </w:r>
+    </w:p>
+    <w:p>
+      <w:pPr/>
+      <w:r>
+        <w:rPr>
+          <w:rFonts w:ascii="Times New Roman" w:hAnsi="Times New Roman" w:cs="Times New Roman" w:eastAsia="Times New Roman"/>
+          <w:b/>
+          <w:sz w:val="24"/>
+          <w:szCs w:val="24"/>
+        </w:rPr>
+        <w:t xml:space="preserve">3. </w:t>
+      </w:r>
+      <w:r>
+        <w:rPr>
+          <w:rFonts w:ascii="Times New Roman" w:hAnsi="Times New Roman" w:cs="Times New Roman" w:eastAsia="Times New Roman"/>
+          <w:b/>
+          <w:sz w:val="24"/>
+          <w:szCs w:val="24"/>
+        </w:rPr>
+        <w:t>实际部署建议</w:t>
+      </w:r>
+      <w:r>
+        <w:rPr>
+          <w:rFonts w:ascii="Times New Roman" w:hAnsi="Times New Roman" w:cs="Times New Roman" w:eastAsia="Times New Roman"/>
+          <w:sz w:val="24"/>
+          <w:szCs w:val="24"/>
+        </w:rPr>
+        <w:t xml:space="preserve"> </w:t>
+      </w:r>
+      <w:r>
+        <w:rPr>
+          <w:rFonts w:ascii="Times New Roman" w:hAnsi="Times New Roman" w:cs="Times New Roman" w:eastAsia="Times New Roman"/>
+          <w:sz w:val="24"/>
+          <w:szCs w:val="24"/>
+        </w:rPr>
+        <w:t xml:space="preserve">- </w:t>
+      </w:r>
+      <w:r>
+        <w:rPr>
+          <w:rFonts w:ascii="Times New Roman" w:hAnsi="Times New Roman" w:cs="Times New Roman" w:eastAsia="Times New Roman"/>
+          <w:sz w:val="24"/>
+          <w:szCs w:val="24"/>
+        </w:rPr>
+        <w:t>保持当前执行器阶段缓存实现</w:t>
+      </w:r>
+      <w:r>
+        <w:rPr>
+          <w:rFonts w:ascii="Times New Roman" w:hAnsi="Times New Roman" w:cs="Times New Roman" w:eastAsia="Times New Roman"/>
+          <w:sz w:val="24"/>
+          <w:szCs w:val="24"/>
+        </w:rPr>
+        <w:t xml:space="preserve"> </w:t>
+      </w:r>
+      <w:r>
+        <w:rPr>
+          <w:rFonts w:ascii="Times New Roman" w:hAnsi="Times New Roman" w:cs="Times New Roman" w:eastAsia="Times New Roman"/>
+          <w:sz w:val="24"/>
+          <w:szCs w:val="24"/>
+        </w:rPr>
+        <w:t xml:space="preserve">- </w:t>
+      </w:r>
+      <w:r>
+        <w:rPr>
+          <w:rFonts w:ascii="Times New Roman" w:hAnsi="Times New Roman" w:cs="Times New Roman" w:eastAsia="Times New Roman"/>
+          <w:sz w:val="24"/>
+          <w:szCs w:val="24"/>
+        </w:rPr>
+        <w:t>重点优化缓存命中率和内存使用效率</w:t>
+      </w:r>
+      <w:r>
+        <w:rPr>
+          <w:rFonts w:ascii="Times New Roman" w:hAnsi="Times New Roman" w:cs="Times New Roman" w:eastAsia="Times New Roman"/>
+          <w:sz w:val="24"/>
+          <w:szCs w:val="24"/>
+        </w:rPr>
+        <w:t xml:space="preserve"> </w:t>
+      </w:r>
+      <w:r>
+        <w:rPr>
+          <w:rFonts w:ascii="Times New Roman" w:hAnsi="Times New Roman" w:cs="Times New Roman" w:eastAsia="Times New Roman"/>
+          <w:sz w:val="24"/>
+          <w:szCs w:val="24"/>
+        </w:rPr>
+        <w:t xml:space="preserve">- </w:t>
+      </w:r>
+      <w:r>
+        <w:rPr>
+          <w:rFonts w:ascii="Times New Roman" w:hAnsi="Times New Roman" w:cs="Times New Roman" w:eastAsia="Times New Roman"/>
+          <w:sz w:val="24"/>
+          <w:szCs w:val="24"/>
+        </w:rPr>
+        <w:t>建立完善的缓存监控和调优机制</w:t>
+      </w:r>
+    </w:p>
+    <w:p>
+      <w:pPr/>
+      <w:r>
+        <w:rPr>
+          <w:rFonts w:ascii="Times New Roman" w:hAnsi="Times New Roman" w:cs="Times New Roman" w:eastAsia="Times New Roman"/>
+          <w:sz w:val="24"/>
+          <w:szCs w:val="24"/>
+        </w:rPr>
+        <w:t xml:space="preserve">5.2.9.6 </w:t>
+      </w:r>
+      <w:r>
+        <w:rPr>
+          <w:rFonts w:ascii="Times New Roman" w:hAnsi="Times New Roman" w:cs="Times New Roman" w:eastAsia="Times New Roman"/>
+          <w:sz w:val="24"/>
+          <w:szCs w:val="24"/>
+        </w:rPr>
+        <w:t>测试验证总结</w:t>
+      </w:r>
+    </w:p>
+    <w:p>
+      <w:pPr/>
+      <w:r>
+        <w:rPr>
+          <w:rFonts w:ascii="Times New Roman" w:hAnsi="Times New Roman" w:cs="Times New Roman" w:eastAsia="Times New Roman"/>
+          <w:sz w:val="24"/>
+          <w:szCs w:val="24"/>
+        </w:rPr>
+        <w:t>通过全面的测试验证，得出以下结论：</w:t>
+      </w:r>
+    </w:p>
+    <w:p>
+      <w:pPr/>
+      <w:r>
+        <w:rPr>
+          <w:rFonts w:ascii="Times New Roman" w:hAnsi="Times New Roman" w:cs="Times New Roman" w:eastAsia="Times New Roman"/>
+          <w:b/>
+          <w:sz w:val="24"/>
+          <w:szCs w:val="24"/>
+        </w:rPr>
+        <w:t xml:space="preserve">✅ </w:t>
+      </w:r>
+      <w:r>
+        <w:rPr>
+          <w:rFonts w:ascii="Times New Roman" w:hAnsi="Times New Roman" w:cs="Times New Roman" w:eastAsia="Times New Roman"/>
+          <w:b/>
+          <w:sz w:val="24"/>
+          <w:szCs w:val="24"/>
+        </w:rPr>
+        <w:t>已实现功能：</w:t>
+      </w:r>
+      <w:r>
+        <w:rPr>
+          <w:rFonts w:ascii="Times New Roman" w:hAnsi="Times New Roman" w:cs="Times New Roman" w:eastAsia="Times New Roman"/>
+          <w:sz w:val="24"/>
+          <w:szCs w:val="24"/>
+        </w:rPr>
+        <w:t xml:space="preserve"> </w:t>
+      </w:r>
+      <w:r>
+        <w:rPr>
+          <w:rFonts w:ascii="Times New Roman" w:hAnsi="Times New Roman" w:cs="Times New Roman" w:eastAsia="Times New Roman"/>
+          <w:sz w:val="24"/>
+          <w:szCs w:val="24"/>
+        </w:rPr>
+        <w:t xml:space="preserve">- </w:t>
+      </w:r>
+      <w:r>
+        <w:rPr>
+          <w:rFonts w:ascii="Times New Roman" w:hAnsi="Times New Roman" w:cs="Times New Roman" w:eastAsia="Times New Roman"/>
+          <w:sz w:val="24"/>
+          <w:szCs w:val="24"/>
+        </w:rPr>
+        <w:t>CTE查询缓存正常工作</w:t>
+      </w:r>
+      <w:r>
+        <w:rPr>
+          <w:rFonts w:ascii="Times New Roman" w:hAnsi="Times New Roman" w:cs="Times New Roman" w:eastAsia="Times New Roman"/>
+          <w:sz w:val="24"/>
+          <w:szCs w:val="24"/>
+        </w:rPr>
+        <w:t xml:space="preserve"> </w:t>
+      </w:r>
+      <w:r>
+        <w:rPr>
+          <w:rFonts w:ascii="Times New Roman" w:hAnsi="Times New Roman" w:cs="Times New Roman" w:eastAsia="Times New Roman"/>
+          <w:sz w:val="24"/>
+          <w:szCs w:val="24"/>
+        </w:rPr>
+        <w:t xml:space="preserve">- </w:t>
+      </w:r>
+      <w:r>
+        <w:rPr>
+          <w:rFonts w:ascii="Times New Roman" w:hAnsi="Times New Roman" w:cs="Times New Roman" w:eastAsia="Times New Roman"/>
+          <w:sz w:val="24"/>
+          <w:szCs w:val="24"/>
+        </w:rPr>
+        <w:t>各种CTE类型（简单、递归、嵌套、复杂）都能被缓存</w:t>
+      </w:r>
+      <w:r>
+        <w:rPr>
+          <w:rFonts w:ascii="Times New Roman" w:hAnsi="Times New Roman" w:cs="Times New Roman" w:eastAsia="Times New Roman"/>
+          <w:sz w:val="24"/>
+          <w:szCs w:val="24"/>
+        </w:rPr>
+        <w:t xml:space="preserve"> </w:t>
+      </w:r>
+      <w:r>
+        <w:rPr>
+          <w:rFonts w:ascii="Times New Roman" w:hAnsi="Times New Roman" w:cs="Times New Roman" w:eastAsia="Times New Roman"/>
+          <w:sz w:val="24"/>
+          <w:szCs w:val="24"/>
+        </w:rPr>
+        <w:t xml:space="preserve">- </w:t>
+      </w:r>
+      <w:r>
+        <w:rPr>
+          <w:rFonts w:ascii="Times New Roman" w:hAnsi="Times New Roman" w:cs="Times New Roman" w:eastAsia="Times New Roman"/>
+          <w:sz w:val="24"/>
+          <w:szCs w:val="24"/>
+        </w:rPr>
+        <w:t>缓存失效机制运行正常</w:t>
+      </w:r>
+      <w:r>
+        <w:rPr>
+          <w:rFonts w:ascii="Times New Roman" w:hAnsi="Times New Roman" w:cs="Times New Roman" w:eastAsia="Times New Roman"/>
+          <w:sz w:val="24"/>
+          <w:szCs w:val="24"/>
+        </w:rPr>
+        <w:t xml:space="preserve"> </w:t>
+      </w:r>
+      <w:r>
+        <w:rPr>
+          <w:rFonts w:ascii="Times New Roman" w:hAnsi="Times New Roman" w:cs="Times New Roman" w:eastAsia="Times New Roman"/>
+          <w:sz w:val="24"/>
+          <w:szCs w:val="24"/>
+        </w:rPr>
+        <w:t xml:space="preserve">- </w:t>
+      </w:r>
+      <w:r>
+        <w:rPr>
+          <w:rFonts w:ascii="Times New Roman" w:hAnsi="Times New Roman" w:cs="Times New Roman" w:eastAsia="Times New Roman"/>
+          <w:sz w:val="24"/>
+          <w:szCs w:val="24"/>
+        </w:rPr>
+        <w:t>平均性能提升39.0%，最高达70.3%</w:t>
+      </w:r>
+    </w:p>
+    <w:p>
+      <w:pPr/>
+      <w:r>
+        <w:rPr>
+          <w:rFonts w:ascii="Times New Roman" w:hAnsi="Times New Roman" w:cs="Times New Roman" w:eastAsia="Times New Roman"/>
+          <w:b/>
+          <w:sz w:val="24"/>
+          <w:szCs w:val="24"/>
+        </w:rPr>
+        <w:t xml:space="preserve">❌ </w:t>
+      </w:r>
+      <w:r>
+        <w:rPr>
+          <w:rFonts w:ascii="Times New Roman" w:hAnsi="Times New Roman" w:cs="Times New Roman" w:eastAsia="Times New Roman"/>
+          <w:b/>
+          <w:sz w:val="24"/>
+          <w:szCs w:val="24"/>
+        </w:rPr>
+        <w:t>未实现功能：</w:t>
+      </w:r>
+      <w:r>
+        <w:rPr>
+          <w:rFonts w:ascii="Times New Roman" w:hAnsi="Times New Roman" w:cs="Times New Roman" w:eastAsia="Times New Roman"/>
+          <w:sz w:val="24"/>
+          <w:szCs w:val="24"/>
+        </w:rPr>
+        <w:t xml:space="preserve"> </w:t>
+      </w:r>
+      <w:r>
+        <w:rPr>
+          <w:rFonts w:ascii="Times New Roman" w:hAnsi="Times New Roman" w:cs="Times New Roman" w:eastAsia="Times New Roman"/>
+          <w:sz w:val="24"/>
+          <w:szCs w:val="24"/>
+        </w:rPr>
+        <w:t xml:space="preserve">- </w:t>
+      </w:r>
+      <w:r>
+        <w:rPr>
+          <w:rFonts w:ascii="Times New Roman" w:hAnsi="Times New Roman" w:cs="Times New Roman" w:eastAsia="Times New Roman"/>
+          <w:sz w:val="24"/>
+          <w:szCs w:val="24"/>
+        </w:rPr>
+        <w:t>解析器阶段缓存（不必要）</w:t>
+      </w:r>
+      <w:r>
+        <w:rPr>
+          <w:rFonts w:ascii="Times New Roman" w:hAnsi="Times New Roman" w:cs="Times New Roman" w:eastAsia="Times New Roman"/>
+          <w:sz w:val="24"/>
+          <w:szCs w:val="24"/>
+        </w:rPr>
+        <w:t xml:space="preserve"> </w:t>
+      </w:r>
+      <w:r>
+        <w:rPr>
+          <w:rFonts w:ascii="Times New Roman" w:hAnsi="Times New Roman" w:cs="Times New Roman" w:eastAsia="Times New Roman"/>
+          <w:sz w:val="24"/>
+          <w:szCs w:val="24"/>
+        </w:rPr>
+        <w:t xml:space="preserve">- </w:t>
+      </w:r>
+      <w:r>
+        <w:rPr>
+          <w:rFonts w:ascii="Times New Roman" w:hAnsi="Times New Roman" w:cs="Times New Roman" w:eastAsia="Times New Roman"/>
+          <w:sz w:val="24"/>
+          <w:szCs w:val="24"/>
+        </w:rPr>
+        <w:t>规划器阶段缓存（不必要）</w:t>
+      </w:r>
+      <w:r>
+        <w:rPr>
+          <w:rFonts w:ascii="Times New Roman" w:hAnsi="Times New Roman" w:cs="Times New Roman" w:eastAsia="Times New Roman"/>
+          <w:sz w:val="24"/>
+          <w:szCs w:val="24"/>
+        </w:rPr>
+        <w:t xml:space="preserve"> </w:t>
+      </w:r>
+      <w:r>
+        <w:rPr>
+          <w:rFonts w:ascii="Times New Roman" w:hAnsi="Times New Roman" w:cs="Times New Roman" w:eastAsia="Times New Roman"/>
+          <w:sz w:val="24"/>
+          <w:szCs w:val="24"/>
+        </w:rPr>
+        <w:t xml:space="preserve">- </w:t>
+      </w:r>
+      <w:r>
+        <w:rPr>
+          <w:rFonts w:ascii="Times New Roman" w:hAnsi="Times New Roman" w:cs="Times New Roman" w:eastAsia="Times New Roman"/>
+          <w:sz w:val="24"/>
+          <w:szCs w:val="24"/>
+        </w:rPr>
+        <w:t>优化器阶段缓存（不必要）</w:t>
+      </w:r>
+    </w:p>
+    <w:p>
+      <w:pPr/>
+      <w:r>
+        <w:rPr>
+          <w:rFonts w:ascii="Times New Roman" w:hAnsi="Times New Roman" w:cs="Times New Roman" w:eastAsia="Times New Roman"/>
+          <w:b/>
+          <w:sz w:val="24"/>
+          <w:szCs w:val="24"/>
+        </w:rPr>
+        <w:t xml:space="preserve">🎯 </w:t>
+      </w:r>
+      <w:r>
+        <w:rPr>
+          <w:rFonts w:ascii="Times New Roman" w:hAnsi="Times New Roman" w:cs="Times New Roman" w:eastAsia="Times New Roman"/>
+          <w:b/>
+          <w:sz w:val="24"/>
+          <w:szCs w:val="24"/>
+        </w:rPr>
+        <w:t>最终建议：</w:t>
+      </w:r>
+      <w:r>
+        <w:rPr>
+          <w:rFonts w:ascii="Times New Roman" w:hAnsi="Times New Roman" w:cs="Times New Roman" w:eastAsia="Times New Roman"/>
+          <w:sz w:val="24"/>
+          <w:szCs w:val="24"/>
+        </w:rPr>
+        <w:t xml:space="preserve"> </w:t>
+      </w:r>
+      <w:r>
+        <w:rPr>
+          <w:rFonts w:ascii="Times New Roman" w:hAnsi="Times New Roman" w:cs="Times New Roman" w:eastAsia="Times New Roman"/>
+          <w:sz w:val="24"/>
+          <w:szCs w:val="24"/>
+        </w:rPr>
+        <w:t>继续优化当前的执行器阶段缓存，无需实现全阶段缓存。当前实现已能有效支持各种CTE查询场景，性能提升显著，投入产出比最优。</w:t>
+      </w:r>
+    </w:p>
+    <w:p>
+      <w:pPr/>
+      <w:r>
+        <w:rPr>
+          <w:rFonts w:ascii="Times New Roman" w:hAnsi="Times New Roman" w:cs="Times New Roman" w:eastAsia="Times New Roman"/>
+          <w:sz w:val="24"/>
+          <w:szCs w:val="24"/>
+        </w:rPr>
         <w:t xml:space="preserve">5.3 </w:t>
       </w:r>
       <w:r>
@@ -6338,17 +8133,167 @@
           <w:sz w:val="24"/>
           <w:szCs w:val="24"/>
         </w:rPr>
-      </w:r>
-    </w:p>
-    <w:p>
-      <w:pPr/>
-      <w:r>
-        <w:rPr>
-          <w:rFonts w:ascii="Times New Roman" w:hAnsi="Times New Roman" w:cs="Times New Roman" w:eastAsia="Times New Roman"/>
-          <w:sz w:val="24"/>
-          <w:szCs w:val="24"/>
-        </w:rPr>
-        <w:t>图片</w:t>
+        <w:t>xychart-beta</w:t>
+      </w:r>
+      <w:r>
+        <w:rPr>
+          <w:rFonts w:ascii="Times New Roman" w:hAnsi="Times New Roman" w:cs="Times New Roman" w:eastAsia="Times New Roman"/>
+          <w:sz w:val="24"/>
+          <w:szCs w:val="24"/>
+        </w:rPr>
+        <w:br/>
+      </w:r>
+      <w:r>
+        <w:rPr>
+          <w:rFonts w:ascii="Times New Roman" w:hAnsi="Times New Roman" w:cs="Times New Roman" w:eastAsia="Times New Roman"/>
+          <w:sz w:val="24"/>
+          <w:szCs w:val="24"/>
+        </w:rPr>
+        <w:t xml:space="preserve">    title </w:t>
+      </w:r>
+      <w:r>
+        <w:rPr>
+          <w:rFonts w:ascii="Times New Roman" w:hAnsi="Times New Roman" w:cs="Times New Roman" w:eastAsia="Times New Roman"/>
+          <w:sz w:val="24"/>
+          <w:szCs w:val="24"/>
+        </w:rPr>
+        <w:t>"TPC-H查询布隆过滤器性能对比（1000次测试）"</w:t>
+      </w:r>
+      <w:r>
+        <w:rPr>
+          <w:rFonts w:ascii="Times New Roman" w:hAnsi="Times New Roman" w:cs="Times New Roman" w:eastAsia="Times New Roman"/>
+          <w:sz w:val="24"/>
+          <w:szCs w:val="24"/>
+        </w:rPr>
+        <w:br/>
+      </w:r>
+      <w:r>
+        <w:rPr>
+          <w:rFonts w:ascii="Times New Roman" w:hAnsi="Times New Roman" w:cs="Times New Roman" w:eastAsia="Times New Roman"/>
+          <w:sz w:val="24"/>
+          <w:szCs w:val="24"/>
+        </w:rPr>
+        <w:t xml:space="preserve">    x-axis </w:t>
+      </w:r>
+      <w:r>
+        <w:rPr>
+          <w:rFonts w:ascii="Times New Roman" w:hAnsi="Times New Roman" w:cs="Times New Roman" w:eastAsia="Times New Roman"/>
+          <w:sz w:val="24"/>
+          <w:szCs w:val="24"/>
+        </w:rPr>
+        <w:t>["禁用",</w:t>
+      </w:r>
+      <w:r>
+        <w:rPr>
+          <w:rFonts w:ascii="Times New Roman" w:hAnsi="Times New Roman" w:cs="Times New Roman" w:eastAsia="Times New Roman"/>
+          <w:sz w:val="24"/>
+          <w:szCs w:val="24"/>
+        </w:rPr>
+        <w:t xml:space="preserve"> </w:t>
+      </w:r>
+      <w:r>
+        <w:rPr>
+          <w:rFonts w:ascii="Times New Roman" w:hAnsi="Times New Roman" w:cs="Times New Roman" w:eastAsia="Times New Roman"/>
+          <w:sz w:val="24"/>
+          <w:szCs w:val="24"/>
+        </w:rPr>
+        <w:t>"小型",</w:t>
+      </w:r>
+      <w:r>
+        <w:rPr>
+          <w:rFonts w:ascii="Times New Roman" w:hAnsi="Times New Roman" w:cs="Times New Roman" w:eastAsia="Times New Roman"/>
+          <w:sz w:val="24"/>
+          <w:szCs w:val="24"/>
+        </w:rPr>
+        <w:t xml:space="preserve"> </w:t>
+      </w:r>
+      <w:r>
+        <w:rPr>
+          <w:rFonts w:ascii="Times New Roman" w:hAnsi="Times New Roman" w:cs="Times New Roman" w:eastAsia="Times New Roman"/>
+          <w:sz w:val="24"/>
+          <w:szCs w:val="24"/>
+        </w:rPr>
+        <w:t>"标准",</w:t>
+      </w:r>
+      <w:r>
+        <w:rPr>
+          <w:rFonts w:ascii="Times New Roman" w:hAnsi="Times New Roman" w:cs="Times New Roman" w:eastAsia="Times New Roman"/>
+          <w:sz w:val="24"/>
+          <w:szCs w:val="24"/>
+        </w:rPr>
+        <w:t xml:space="preserve"> </w:t>
+      </w:r>
+      <w:r>
+        <w:rPr>
+          <w:rFonts w:ascii="Times New Roman" w:hAnsi="Times New Roman" w:cs="Times New Roman" w:eastAsia="Times New Roman"/>
+          <w:sz w:val="24"/>
+          <w:szCs w:val="24"/>
+        </w:rPr>
+        <w:t>"大型",</w:t>
+      </w:r>
+      <w:r>
+        <w:rPr>
+          <w:rFonts w:ascii="Times New Roman" w:hAnsi="Times New Roman" w:cs="Times New Roman" w:eastAsia="Times New Roman"/>
+          <w:sz w:val="24"/>
+          <w:szCs w:val="24"/>
+        </w:rPr>
+        <w:t xml:space="preserve"> </w:t>
+      </w:r>
+      <w:r>
+        <w:rPr>
+          <w:rFonts w:ascii="Times New Roman" w:hAnsi="Times New Roman" w:cs="Times New Roman" w:eastAsia="Times New Roman"/>
+          <w:sz w:val="24"/>
+          <w:szCs w:val="24"/>
+        </w:rPr>
+        <w:t>"超大"]</w:t>
+      </w:r>
+      <w:r>
+        <w:rPr>
+          <w:rFonts w:ascii="Times New Roman" w:hAnsi="Times New Roman" w:cs="Times New Roman" w:eastAsia="Times New Roman"/>
+          <w:sz w:val="24"/>
+          <w:szCs w:val="24"/>
+        </w:rPr>
+        <w:br/>
+      </w:r>
+      <w:r>
+        <w:rPr>
+          <w:rFonts w:ascii="Times New Roman" w:hAnsi="Times New Roman" w:cs="Times New Roman" w:eastAsia="Times New Roman"/>
+          <w:sz w:val="24"/>
+          <w:szCs w:val="24"/>
+        </w:rPr>
+        <w:t xml:space="preserve">    y-axis </w:t>
+      </w:r>
+      <w:r>
+        <w:rPr>
+          <w:rFonts w:ascii="Times New Roman" w:hAnsi="Times New Roman" w:cs="Times New Roman" w:eastAsia="Times New Roman"/>
+          <w:sz w:val="24"/>
+          <w:szCs w:val="24"/>
+        </w:rPr>
+        <w:t>"平均查询时间(ms)"</w:t>
+      </w:r>
+      <w:r>
+        <w:rPr>
+          <w:rFonts w:ascii="Times New Roman" w:hAnsi="Times New Roman" w:cs="Times New Roman" w:eastAsia="Times New Roman"/>
+          <w:sz w:val="24"/>
+          <w:szCs w:val="24"/>
+        </w:rPr>
+        <w:t xml:space="preserve"> 5.5 --&gt; 6.5</w:t>
+      </w:r>
+      <w:r>
+        <w:rPr>
+          <w:rFonts w:ascii="Times New Roman" w:hAnsi="Times New Roman" w:cs="Times New Roman" w:eastAsia="Times New Roman"/>
+          <w:sz w:val="24"/>
+          <w:szCs w:val="24"/>
+        </w:rPr>
+        <w:br/>
+      </w:r>
+      <w:r>
+        <w:rPr>
+          <w:rFonts w:ascii="Times New Roman" w:hAnsi="Times New Roman" w:cs="Times New Roman" w:eastAsia="Times New Roman"/>
+          <w:sz w:val="24"/>
+          <w:szCs w:val="24"/>
+        </w:rPr>
+        <w:t xml:space="preserve">    bar [6.16, 5.59, 5.71, 6.22, 5.73]</w:t>
       </w:r>
     </w:p>
     <w:p>
@@ -12772,7 +14717,7 @@
                 <w:sz w:val="24"/>
                 <w:szCs w:val="24"/>
               </w:rPr>
-              <w:t>68.1%</w:t>
+              <w:t>681%</w:t>
             </w:r>
           </w:p>
         </w:tc>
@@ -13263,6 +15208,956 @@
                 <w:szCs w:val="24"/>
               </w:rPr>
               <w:t>25.56 → 8.64</w:t>
+            </w:r>
+          </w:p>
+        </w:tc>
+      </w:tr>
+    </w:tbl>
+    <w:tbl>
+      <w:tblPr>
+        <w:tblW w:type="auto" w:w="0"/>
+        <w:tblLook w:firstColumn="1" w:firstRow="1" w:lastColumn="0" w:lastRow="0" w:noHBand="0" w:noVBand="1" w:val="04A0"/>
+      </w:tblPr>
+      <w:tblGrid>
+        <w:gridCol w:w="1728"/>
+        <w:gridCol w:w="1728"/>
+        <w:gridCol w:w="1728"/>
+        <w:gridCol w:w="1728"/>
+        <w:gridCol w:w="1728"/>
+      </w:tblGrid>
+      <w:tr>
+        <w:tc>
+          <w:tcPr>
+            <w:tcW w:type="dxa" w:w="1728"/>
+          </w:tcPr>
+          <w:p>
+            <w:r>
+              <w:rPr>
+                <w:rFonts w:ascii="Times New Roman" w:hAnsi="Times New Roman" w:cs="Times New Roman" w:eastAsia="Times New Roman"/>
+                <w:sz w:val="24"/>
+                <w:szCs w:val="24"/>
+              </w:rPr>
+              <w:t>测试场景</w:t>
+            </w:r>
+          </w:p>
+        </w:tc>
+        <w:tc>
+          <w:tcPr>
+            <w:tcW w:type="dxa" w:w="1728"/>
+          </w:tcPr>
+          <w:p>
+            <w:r>
+              <w:rPr>
+                <w:rFonts w:ascii="Times New Roman" w:hAnsi="Times New Roman" w:cs="Times New Roman" w:eastAsia="Times New Roman"/>
+                <w:sz w:val="24"/>
+                <w:szCs w:val="24"/>
+              </w:rPr>
+              <w:t>首次执行(ms)</w:t>
+            </w:r>
+          </w:p>
+        </w:tc>
+        <w:tc>
+          <w:tcPr>
+            <w:tcW w:type="dxa" w:w="1728"/>
+          </w:tcPr>
+          <w:p>
+            <w:r>
+              <w:rPr>
+                <w:rFonts w:ascii="Times New Roman" w:hAnsi="Times New Roman" w:cs="Times New Roman" w:eastAsia="Times New Roman"/>
+                <w:sz w:val="24"/>
+                <w:szCs w:val="24"/>
+              </w:rPr>
+              <w:t>重复执行(ms)</w:t>
+            </w:r>
+          </w:p>
+        </w:tc>
+        <w:tc>
+          <w:tcPr>
+            <w:tcW w:type="dxa" w:w="1728"/>
+          </w:tcPr>
+          <w:p>
+            <w:r>
+              <w:rPr>
+                <w:rFonts w:ascii="Times New Roman" w:hAnsi="Times New Roman" w:cs="Times New Roman" w:eastAsia="Times New Roman"/>
+                <w:sz w:val="24"/>
+                <w:szCs w:val="24"/>
+              </w:rPr>
+              <w:t>性能提升(%)</w:t>
+            </w:r>
+          </w:p>
+        </w:tc>
+        <w:tc>
+          <w:tcPr>
+            <w:tcW w:type="dxa" w:w="1728"/>
+          </w:tcPr>
+          <w:p>
+            <w:r>
+              <w:rPr>
+                <w:rFonts w:ascii="Times New Roman" w:hAnsi="Times New Roman" w:cs="Times New Roman" w:eastAsia="Times New Roman"/>
+                <w:sz w:val="24"/>
+                <w:szCs w:val="24"/>
+              </w:rPr>
+              <w:t>实现阶段</w:t>
+            </w:r>
+          </w:p>
+        </w:tc>
+      </w:tr>
+      <w:tr>
+        <w:tc>
+          <w:tcPr>
+            <w:tcW w:type="dxa" w:w="1728"/>
+          </w:tcPr>
+          <w:p>
+            <w:r>
+              <w:rPr>
+                <w:rFonts w:ascii="Times New Roman" w:hAnsi="Times New Roman" w:cs="Times New Roman" w:eastAsia="Times New Roman"/>
+                <w:sz w:val="24"/>
+                <w:szCs w:val="24"/>
+              </w:rPr>
+              <w:t>简单CTE查询</w:t>
+            </w:r>
+          </w:p>
+        </w:tc>
+        <w:tc>
+          <w:tcPr>
+            <w:tcW w:type="dxa" w:w="1728"/>
+          </w:tcPr>
+          <w:p>
+            <w:r>
+              <w:rPr>
+                <w:rFonts w:ascii="Times New Roman" w:hAnsi="Times New Roman" w:cs="Times New Roman" w:eastAsia="Times New Roman"/>
+                <w:sz w:val="24"/>
+                <w:szCs w:val="24"/>
+              </w:rPr>
+              <w:t>0.64</w:t>
+            </w:r>
+          </w:p>
+        </w:tc>
+        <w:tc>
+          <w:tcPr>
+            <w:tcW w:type="dxa" w:w="1728"/>
+          </w:tcPr>
+          <w:p>
+            <w:r>
+              <w:rPr>
+                <w:rFonts w:ascii="Times New Roman" w:hAnsi="Times New Roman" w:cs="Times New Roman" w:eastAsia="Times New Roman"/>
+                <w:sz w:val="24"/>
+                <w:szCs w:val="24"/>
+              </w:rPr>
+              <w:t>0.19</w:t>
+            </w:r>
+          </w:p>
+        </w:tc>
+        <w:tc>
+          <w:tcPr>
+            <w:tcW w:type="dxa" w:w="1728"/>
+          </w:tcPr>
+          <w:p>
+            <w:r>
+              <w:rPr>
+                <w:rFonts w:ascii="Times New Roman" w:hAnsi="Times New Roman" w:cs="Times New Roman" w:eastAsia="Times New Roman"/>
+                <w:sz w:val="24"/>
+                <w:szCs w:val="24"/>
+              </w:rPr>
+              <w:t>70.3%</w:t>
+            </w:r>
+          </w:p>
+        </w:tc>
+        <w:tc>
+          <w:tcPr>
+            <w:tcW w:type="dxa" w:w="1728"/>
+          </w:tcPr>
+          <w:p>
+            <w:r>
+              <w:rPr>
+                <w:rFonts w:ascii="Times New Roman" w:hAnsi="Times New Roman" w:cs="Times New Roman" w:eastAsia="Times New Roman"/>
+                <w:sz w:val="24"/>
+                <w:szCs w:val="24"/>
+              </w:rPr>
+              <w:t>执行器阶段</w:t>
+            </w:r>
+          </w:p>
+        </w:tc>
+      </w:tr>
+      <w:tr>
+        <w:tc>
+          <w:tcPr>
+            <w:tcW w:type="dxa" w:w="1728"/>
+          </w:tcPr>
+          <w:p>
+            <w:r>
+              <w:rPr>
+                <w:rFonts w:ascii="Times New Roman" w:hAnsi="Times New Roman" w:cs="Times New Roman" w:eastAsia="Times New Roman"/>
+                <w:sz w:val="24"/>
+                <w:szCs w:val="24"/>
+              </w:rPr>
+              <w:t>递归CTE查询</w:t>
+            </w:r>
+          </w:p>
+        </w:tc>
+        <w:tc>
+          <w:tcPr>
+            <w:tcW w:type="dxa" w:w="1728"/>
+          </w:tcPr>
+          <w:p>
+            <w:r>
+              <w:rPr>
+                <w:rFonts w:ascii="Times New Roman" w:hAnsi="Times New Roman" w:cs="Times New Roman" w:eastAsia="Times New Roman"/>
+                <w:sz w:val="24"/>
+                <w:szCs w:val="24"/>
+              </w:rPr>
+              <w:t>1.04</w:t>
+            </w:r>
+          </w:p>
+        </w:tc>
+        <w:tc>
+          <w:tcPr>
+            <w:tcW w:type="dxa" w:w="1728"/>
+          </w:tcPr>
+          <w:p>
+            <w:r>
+              <w:rPr>
+                <w:rFonts w:ascii="Times New Roman" w:hAnsi="Times New Roman" w:cs="Times New Roman" w:eastAsia="Times New Roman"/>
+                <w:sz w:val="24"/>
+                <w:szCs w:val="24"/>
+              </w:rPr>
+              <w:t>0.86</w:t>
+            </w:r>
+          </w:p>
+        </w:tc>
+        <w:tc>
+          <w:tcPr>
+            <w:tcW w:type="dxa" w:w="1728"/>
+          </w:tcPr>
+          <w:p>
+            <w:r>
+              <w:rPr>
+                <w:rFonts w:ascii="Times New Roman" w:hAnsi="Times New Roman" w:cs="Times New Roman" w:eastAsia="Times New Roman"/>
+                <w:sz w:val="24"/>
+                <w:szCs w:val="24"/>
+              </w:rPr>
+              <w:t>17.5%</w:t>
+            </w:r>
+          </w:p>
+        </w:tc>
+        <w:tc>
+          <w:tcPr>
+            <w:tcW w:type="dxa" w:w="1728"/>
+          </w:tcPr>
+          <w:p>
+            <w:r>
+              <w:rPr>
+                <w:rFonts w:ascii="Times New Roman" w:hAnsi="Times New Roman" w:cs="Times New Roman" w:eastAsia="Times New Roman"/>
+                <w:sz w:val="24"/>
+                <w:szCs w:val="24"/>
+              </w:rPr>
+              <w:t>执行器阶段</w:t>
+            </w:r>
+          </w:p>
+        </w:tc>
+      </w:tr>
+      <w:tr>
+        <w:tc>
+          <w:tcPr>
+            <w:tcW w:type="dxa" w:w="1728"/>
+          </w:tcPr>
+          <w:p>
+            <w:r>
+              <w:rPr>
+                <w:rFonts w:ascii="Times New Roman" w:hAnsi="Times New Roman" w:cs="Times New Roman" w:eastAsia="Times New Roman"/>
+                <w:sz w:val="24"/>
+                <w:szCs w:val="24"/>
+              </w:rPr>
+              <w:t>嵌套CTE查询</w:t>
+            </w:r>
+          </w:p>
+        </w:tc>
+        <w:tc>
+          <w:tcPr>
+            <w:tcW w:type="dxa" w:w="1728"/>
+          </w:tcPr>
+          <w:p>
+            <w:r>
+              <w:rPr>
+                <w:rFonts w:ascii="Times New Roman" w:hAnsi="Times New Roman" w:cs="Times New Roman" w:eastAsia="Times New Roman"/>
+                <w:sz w:val="24"/>
+                <w:szCs w:val="24"/>
+              </w:rPr>
+              <w:t>0.96</w:t>
+            </w:r>
+          </w:p>
+        </w:tc>
+        <w:tc>
+          <w:tcPr>
+            <w:tcW w:type="dxa" w:w="1728"/>
+          </w:tcPr>
+          <w:p>
+            <w:r>
+              <w:rPr>
+                <w:rFonts w:ascii="Times New Roman" w:hAnsi="Times New Roman" w:cs="Times New Roman" w:eastAsia="Times New Roman"/>
+                <w:sz w:val="24"/>
+                <w:szCs w:val="24"/>
+              </w:rPr>
+              <w:t>0.47</w:t>
+            </w:r>
+          </w:p>
+        </w:tc>
+        <w:tc>
+          <w:tcPr>
+            <w:tcW w:type="dxa" w:w="1728"/>
+          </w:tcPr>
+          <w:p>
+            <w:r>
+              <w:rPr>
+                <w:rFonts w:ascii="Times New Roman" w:hAnsi="Times New Roman" w:cs="Times New Roman" w:eastAsia="Times New Roman"/>
+                <w:sz w:val="24"/>
+                <w:szCs w:val="24"/>
+              </w:rPr>
+              <w:t>51.7%</w:t>
+            </w:r>
+          </w:p>
+        </w:tc>
+        <w:tc>
+          <w:tcPr>
+            <w:tcW w:type="dxa" w:w="1728"/>
+          </w:tcPr>
+          <w:p>
+            <w:r>
+              <w:rPr>
+                <w:rFonts w:ascii="Times New Roman" w:hAnsi="Times New Roman" w:cs="Times New Roman" w:eastAsia="Times New Roman"/>
+                <w:sz w:val="24"/>
+                <w:szCs w:val="24"/>
+              </w:rPr>
+              <w:t>执行器阶段</w:t>
+            </w:r>
+          </w:p>
+        </w:tc>
+      </w:tr>
+      <w:tr>
+        <w:tc>
+          <w:tcPr>
+            <w:tcW w:type="dxa" w:w="1728"/>
+          </w:tcPr>
+          <w:p>
+            <w:r>
+              <w:rPr>
+                <w:rFonts w:ascii="Times New Roman" w:hAnsi="Times New Roman" w:cs="Times New Roman" w:eastAsia="Times New Roman"/>
+                <w:sz w:val="24"/>
+                <w:szCs w:val="24"/>
+              </w:rPr>
+              <w:t>CTE与JOIN查询</w:t>
+            </w:r>
+          </w:p>
+        </w:tc>
+        <w:tc>
+          <w:tcPr>
+            <w:tcW w:type="dxa" w:w="1728"/>
+          </w:tcPr>
+          <w:p>
+            <w:r>
+              <w:rPr>
+                <w:rFonts w:ascii="Times New Roman" w:hAnsi="Times New Roman" w:cs="Times New Roman" w:eastAsia="Times New Roman"/>
+                <w:sz w:val="24"/>
+                <w:szCs w:val="24"/>
+              </w:rPr>
+              <w:t>0.80</w:t>
+            </w:r>
+          </w:p>
+        </w:tc>
+        <w:tc>
+          <w:tcPr>
+            <w:tcW w:type="dxa" w:w="1728"/>
+          </w:tcPr>
+          <w:p>
+            <w:r>
+              <w:rPr>
+                <w:rFonts w:ascii="Times New Roman" w:hAnsi="Times New Roman" w:cs="Times New Roman" w:eastAsia="Times New Roman"/>
+                <w:sz w:val="24"/>
+                <w:szCs w:val="24"/>
+              </w:rPr>
+              <w:t>0.47</w:t>
+            </w:r>
+          </w:p>
+        </w:tc>
+        <w:tc>
+          <w:tcPr>
+            <w:tcW w:type="dxa" w:w="1728"/>
+          </w:tcPr>
+          <w:p>
+            <w:r>
+              <w:rPr>
+                <w:rFonts w:ascii="Times New Roman" w:hAnsi="Times New Roman" w:cs="Times New Roman" w:eastAsia="Times New Roman"/>
+                <w:sz w:val="24"/>
+                <w:szCs w:val="24"/>
+              </w:rPr>
+              <w:t>40.7%</w:t>
+            </w:r>
+          </w:p>
+        </w:tc>
+        <w:tc>
+          <w:tcPr>
+            <w:tcW w:type="dxa" w:w="1728"/>
+          </w:tcPr>
+          <w:p>
+            <w:r>
+              <w:rPr>
+                <w:rFonts w:ascii="Times New Roman" w:hAnsi="Times New Roman" w:cs="Times New Roman" w:eastAsia="Times New Roman"/>
+                <w:sz w:val="24"/>
+                <w:szCs w:val="24"/>
+              </w:rPr>
+              <w:t>执行器阶段</w:t>
+            </w:r>
+          </w:p>
+        </w:tc>
+      </w:tr>
+      <w:tr>
+        <w:tc>
+          <w:tcPr>
+            <w:tcW w:type="dxa" w:w="1728"/>
+          </w:tcPr>
+          <w:p>
+            <w:r>
+              <w:rPr>
+                <w:rFonts w:ascii="Times New Roman" w:hAnsi="Times New Roman" w:cs="Times New Roman" w:eastAsia="Times New Roman"/>
+                <w:sz w:val="24"/>
+                <w:szCs w:val="24"/>
+              </w:rPr>
+              <w:t>复杂分析CTE</w:t>
+            </w:r>
+          </w:p>
+        </w:tc>
+        <w:tc>
+          <w:tcPr>
+            <w:tcW w:type="dxa" w:w="1728"/>
+          </w:tcPr>
+          <w:p>
+            <w:r>
+              <w:rPr>
+                <w:rFonts w:ascii="Times New Roman" w:hAnsi="Times New Roman" w:cs="Times New Roman" w:eastAsia="Times New Roman"/>
+                <w:sz w:val="24"/>
+                <w:szCs w:val="24"/>
+              </w:rPr>
+              <w:t>1.90</w:t>
+            </w:r>
+          </w:p>
+        </w:tc>
+        <w:tc>
+          <w:tcPr>
+            <w:tcW w:type="dxa" w:w="1728"/>
+          </w:tcPr>
+          <w:p>
+            <w:r>
+              <w:rPr>
+                <w:rFonts w:ascii="Times New Roman" w:hAnsi="Times New Roman" w:cs="Times New Roman" w:eastAsia="Times New Roman"/>
+                <w:sz w:val="24"/>
+                <w:szCs w:val="24"/>
+              </w:rPr>
+              <w:t>1.62</w:t>
+            </w:r>
+          </w:p>
+        </w:tc>
+        <w:tc>
+          <w:tcPr>
+            <w:tcW w:type="dxa" w:w="1728"/>
+          </w:tcPr>
+          <w:p>
+            <w:r>
+              <w:rPr>
+                <w:rFonts w:ascii="Times New Roman" w:hAnsi="Times New Roman" w:cs="Times New Roman" w:eastAsia="Times New Roman"/>
+                <w:sz w:val="24"/>
+                <w:szCs w:val="24"/>
+              </w:rPr>
+              <w:t>15.0%</w:t>
+            </w:r>
+          </w:p>
+        </w:tc>
+        <w:tc>
+          <w:tcPr>
+            <w:tcW w:type="dxa" w:w="1728"/>
+          </w:tcPr>
+          <w:p>
+            <w:r>
+              <w:rPr>
+                <w:rFonts w:ascii="Times New Roman" w:hAnsi="Times New Roman" w:cs="Times New Roman" w:eastAsia="Times New Roman"/>
+                <w:sz w:val="24"/>
+                <w:szCs w:val="24"/>
+              </w:rPr>
+              <w:t>执行器阶段</w:t>
+            </w:r>
+          </w:p>
+        </w:tc>
+      </w:tr>
+      <w:tr>
+        <w:tc>
+          <w:tcPr>
+            <w:tcW w:type="dxa" w:w="1728"/>
+          </w:tcPr>
+          <w:p>
+            <w:r>
+              <w:rPr>
+                <w:rFonts w:ascii="Times New Roman" w:hAnsi="Times New Roman" w:cs="Times New Roman" w:eastAsia="Times New Roman"/>
+                <w:sz w:val="24"/>
+                <w:szCs w:val="24"/>
+              </w:rPr>
+              <w:t>平均值</w:t>
+            </w:r>
+          </w:p>
+        </w:tc>
+        <w:tc>
+          <w:tcPr>
+            <w:tcW w:type="dxa" w:w="1728"/>
+          </w:tcPr>
+          <w:p>
+            <w:r>
+              <w:rPr>
+                <w:rFonts w:ascii="Times New Roman" w:hAnsi="Times New Roman" w:cs="Times New Roman" w:eastAsia="Times New Roman"/>
+                <w:sz w:val="24"/>
+                <w:szCs w:val="24"/>
+              </w:rPr>
+              <w:t>1.07</w:t>
+            </w:r>
+          </w:p>
+        </w:tc>
+        <w:tc>
+          <w:tcPr>
+            <w:tcW w:type="dxa" w:w="1728"/>
+          </w:tcPr>
+          <w:p>
+            <w:r>
+              <w:rPr>
+                <w:rFonts w:ascii="Times New Roman" w:hAnsi="Times New Roman" w:cs="Times New Roman" w:eastAsia="Times New Roman"/>
+                <w:sz w:val="24"/>
+                <w:szCs w:val="24"/>
+              </w:rPr>
+              <w:t>0.72</w:t>
+            </w:r>
+          </w:p>
+        </w:tc>
+        <w:tc>
+          <w:tcPr>
+            <w:tcW w:type="dxa" w:w="1728"/>
+          </w:tcPr>
+          <w:p>
+            <w:r>
+              <w:rPr>
+                <w:rFonts w:ascii="Times New Roman" w:hAnsi="Times New Roman" w:cs="Times New Roman" w:eastAsia="Times New Roman"/>
+                <w:sz w:val="24"/>
+                <w:szCs w:val="24"/>
+              </w:rPr>
+              <w:t>39.0%</w:t>
+            </w:r>
+          </w:p>
+        </w:tc>
+        <w:tc>
+          <w:tcPr>
+            <w:tcW w:type="dxa" w:w="1728"/>
+          </w:tcPr>
+          <w:p>
+            <w:r>
+              <w:rPr>
+                <w:rFonts w:ascii="Times New Roman" w:hAnsi="Times New Roman" w:cs="Times New Roman" w:eastAsia="Times New Roman"/>
+                <w:sz w:val="24"/>
+                <w:szCs w:val="24"/>
+              </w:rPr>
+              <w:t>执行器阶段</w:t>
+            </w:r>
+          </w:p>
+        </w:tc>
+      </w:tr>
+    </w:tbl>
+    <w:tbl>
+      <w:tblPr>
+        <w:tblW w:type="auto" w:w="0"/>
+        <w:tblLook w:firstColumn="1" w:firstRow="1" w:lastColumn="0" w:lastRow="0" w:noHBand="0" w:noVBand="1" w:val="04A0"/>
+      </w:tblPr>
+      <w:tblGrid>
+        <w:gridCol w:w="1728"/>
+        <w:gridCol w:w="1728"/>
+        <w:gridCol w:w="1728"/>
+        <w:gridCol w:w="1728"/>
+        <w:gridCol w:w="1728"/>
+      </w:tblGrid>
+      <w:tr>
+        <w:tc>
+          <w:tcPr>
+            <w:tcW w:type="dxa" w:w="1728"/>
+          </w:tcPr>
+          <w:p>
+            <w:r>
+              <w:rPr>
+                <w:rFonts w:ascii="Times New Roman" w:hAnsi="Times New Roman" w:cs="Times New Roman" w:eastAsia="Times New Roman"/>
+                <w:sz w:val="24"/>
+                <w:szCs w:val="24"/>
+              </w:rPr>
+              <w:t>缓存阶段</w:t>
+            </w:r>
+          </w:p>
+        </w:tc>
+        <w:tc>
+          <w:tcPr>
+            <w:tcW w:type="dxa" w:w="1728"/>
+          </w:tcPr>
+          <w:p>
+            <w:r>
+              <w:rPr>
+                <w:rFonts w:ascii="Times New Roman" w:hAnsi="Times New Roman" w:cs="Times New Roman" w:eastAsia="Times New Roman"/>
+                <w:sz w:val="24"/>
+                <w:szCs w:val="24"/>
+              </w:rPr>
+              <w:t>实现复杂度</w:t>
+            </w:r>
+          </w:p>
+        </w:tc>
+        <w:tc>
+          <w:tcPr>
+            <w:tcW w:type="dxa" w:w="1728"/>
+          </w:tcPr>
+          <w:p>
+            <w:r>
+              <w:rPr>
+                <w:rFonts w:ascii="Times New Roman" w:hAnsi="Times New Roman" w:cs="Times New Roman" w:eastAsia="Times New Roman"/>
+                <w:sz w:val="24"/>
+                <w:szCs w:val="24"/>
+              </w:rPr>
+              <w:t>内存开销</w:t>
+            </w:r>
+          </w:p>
+        </w:tc>
+        <w:tc>
+          <w:tcPr>
+            <w:tcW w:type="dxa" w:w="1728"/>
+          </w:tcPr>
+          <w:p>
+            <w:r>
+              <w:rPr>
+                <w:rFonts w:ascii="Times New Roman" w:hAnsi="Times New Roman" w:cs="Times New Roman" w:eastAsia="Times New Roman"/>
+                <w:sz w:val="24"/>
+                <w:szCs w:val="24"/>
+              </w:rPr>
+              <w:t>性能收益</w:t>
+            </w:r>
+          </w:p>
+        </w:tc>
+        <w:tc>
+          <w:tcPr>
+            <w:tcW w:type="dxa" w:w="1728"/>
+          </w:tcPr>
+          <w:p>
+            <w:r>
+              <w:rPr>
+                <w:rFonts w:ascii="Times New Roman" w:hAnsi="Times New Roman" w:cs="Times New Roman" w:eastAsia="Times New Roman"/>
+                <w:sz w:val="24"/>
+                <w:szCs w:val="24"/>
+              </w:rPr>
+              <w:t>必要性评估</w:t>
+            </w:r>
+          </w:p>
+        </w:tc>
+      </w:tr>
+      <w:tr>
+        <w:tc>
+          <w:tcPr>
+            <w:tcW w:type="dxa" w:w="1728"/>
+          </w:tcPr>
+          <w:p>
+            <w:r>
+              <w:rPr>
+                <w:rFonts w:ascii="Times New Roman" w:hAnsi="Times New Roman" w:cs="Times New Roman" w:eastAsia="Times New Roman"/>
+                <w:sz w:val="24"/>
+                <w:szCs w:val="24"/>
+              </w:rPr>
+              <w:t>解析器阶段</w:t>
+            </w:r>
+          </w:p>
+        </w:tc>
+        <w:tc>
+          <w:tcPr>
+            <w:tcW w:type="dxa" w:w="1728"/>
+          </w:tcPr>
+          <w:p>
+            <w:r>
+              <w:rPr>
+                <w:rFonts w:ascii="Times New Roman" w:hAnsi="Times New Roman" w:cs="Times New Roman" w:eastAsia="Times New Roman"/>
+                <w:sz w:val="24"/>
+                <w:szCs w:val="24"/>
+              </w:rPr>
+              <w:t>高</w:t>
+            </w:r>
+          </w:p>
+        </w:tc>
+        <w:tc>
+          <w:tcPr>
+            <w:tcW w:type="dxa" w:w="1728"/>
+          </w:tcPr>
+          <w:p>
+            <w:r>
+              <w:rPr>
+                <w:rFonts w:ascii="Times New Roman" w:hAnsi="Times New Roman" w:cs="Times New Roman" w:eastAsia="Times New Roman"/>
+                <w:sz w:val="24"/>
+                <w:szCs w:val="24"/>
+              </w:rPr>
+              <w:t>中</w:t>
+            </w:r>
+          </w:p>
+        </w:tc>
+        <w:tc>
+          <w:tcPr>
+            <w:tcW w:type="dxa" w:w="1728"/>
+          </w:tcPr>
+          <w:p>
+            <w:r>
+              <w:rPr>
+                <w:rFonts w:ascii="Times New Roman" w:hAnsi="Times New Roman" w:cs="Times New Roman" w:eastAsia="Times New Roman"/>
+                <w:sz w:val="24"/>
+                <w:szCs w:val="24"/>
+              </w:rPr>
+              <w:t>低</w:t>
+            </w:r>
+          </w:p>
+        </w:tc>
+        <w:tc>
+          <w:tcPr>
+            <w:tcW w:type="dxa" w:w="1728"/>
+          </w:tcPr>
+          <w:p>
+            <w:r>
+              <w:rPr>
+                <w:rFonts w:ascii="Times New Roman" w:hAnsi="Times New Roman" w:cs="Times New Roman" w:eastAsia="Times New Roman"/>
+                <w:sz w:val="24"/>
+                <w:szCs w:val="24"/>
+              </w:rPr>
+              <w:t>不必要</w:t>
+            </w:r>
+          </w:p>
+        </w:tc>
+      </w:tr>
+      <w:tr>
+        <w:tc>
+          <w:tcPr>
+            <w:tcW w:type="dxa" w:w="1728"/>
+          </w:tcPr>
+          <w:p>
+            <w:r>
+              <w:rPr>
+                <w:rFonts w:ascii="Times New Roman" w:hAnsi="Times New Roman" w:cs="Times New Roman" w:eastAsia="Times New Roman"/>
+                <w:sz w:val="24"/>
+                <w:szCs w:val="24"/>
+              </w:rPr>
+              <w:t>规划器阶段</w:t>
+            </w:r>
+          </w:p>
+        </w:tc>
+        <w:tc>
+          <w:tcPr>
+            <w:tcW w:type="dxa" w:w="1728"/>
+          </w:tcPr>
+          <w:p>
+            <w:r>
+              <w:rPr>
+                <w:rFonts w:ascii="Times New Roman" w:hAnsi="Times New Roman" w:cs="Times New Roman" w:eastAsia="Times New Roman"/>
+                <w:sz w:val="24"/>
+                <w:szCs w:val="24"/>
+              </w:rPr>
+              <w:t>高</w:t>
+            </w:r>
+          </w:p>
+        </w:tc>
+        <w:tc>
+          <w:tcPr>
+            <w:tcW w:type="dxa" w:w="1728"/>
+          </w:tcPr>
+          <w:p>
+            <w:r>
+              <w:rPr>
+                <w:rFonts w:ascii="Times New Roman" w:hAnsi="Times New Roman" w:cs="Times New Roman" w:eastAsia="Times New Roman"/>
+                <w:sz w:val="24"/>
+                <w:szCs w:val="24"/>
+              </w:rPr>
+              <w:t>高</w:t>
+            </w:r>
+          </w:p>
+        </w:tc>
+        <w:tc>
+          <w:tcPr>
+            <w:tcW w:type="dxa" w:w="1728"/>
+          </w:tcPr>
+          <w:p>
+            <w:r>
+              <w:rPr>
+                <w:rFonts w:ascii="Times New Roman" w:hAnsi="Times New Roman" w:cs="Times New Roman" w:eastAsia="Times New Roman"/>
+                <w:sz w:val="24"/>
+                <w:szCs w:val="24"/>
+              </w:rPr>
+              <w:t>中</w:t>
+            </w:r>
+          </w:p>
+        </w:tc>
+        <w:tc>
+          <w:tcPr>
+            <w:tcW w:type="dxa" w:w="1728"/>
+          </w:tcPr>
+          <w:p>
+            <w:r>
+              <w:rPr>
+                <w:rFonts w:ascii="Times New Roman" w:hAnsi="Times New Roman" w:cs="Times New Roman" w:eastAsia="Times New Roman"/>
+                <w:sz w:val="24"/>
+                <w:szCs w:val="24"/>
+              </w:rPr>
+              <w:t>不必要</w:t>
+            </w:r>
+          </w:p>
+        </w:tc>
+      </w:tr>
+      <w:tr>
+        <w:tc>
+          <w:tcPr>
+            <w:tcW w:type="dxa" w:w="1728"/>
+          </w:tcPr>
+          <w:p>
+            <w:r>
+              <w:rPr>
+                <w:rFonts w:ascii="Times New Roman" w:hAnsi="Times New Roman" w:cs="Times New Roman" w:eastAsia="Times New Roman"/>
+                <w:sz w:val="24"/>
+                <w:szCs w:val="24"/>
+              </w:rPr>
+              <w:t>优化器阶段</w:t>
+            </w:r>
+          </w:p>
+        </w:tc>
+        <w:tc>
+          <w:tcPr>
+            <w:tcW w:type="dxa" w:w="1728"/>
+          </w:tcPr>
+          <w:p>
+            <w:r>
+              <w:rPr>
+                <w:rFonts w:ascii="Times New Roman" w:hAnsi="Times New Roman" w:cs="Times New Roman" w:eastAsia="Times New Roman"/>
+                <w:sz w:val="24"/>
+                <w:szCs w:val="24"/>
+              </w:rPr>
+              <w:t>极高</w:t>
+            </w:r>
+          </w:p>
+        </w:tc>
+        <w:tc>
+          <w:tcPr>
+            <w:tcW w:type="dxa" w:w="1728"/>
+          </w:tcPr>
+          <w:p>
+            <w:r>
+              <w:rPr>
+                <w:rFonts w:ascii="Times New Roman" w:hAnsi="Times New Roman" w:cs="Times New Roman" w:eastAsia="Times New Roman"/>
+                <w:sz w:val="24"/>
+                <w:szCs w:val="24"/>
+              </w:rPr>
+              <w:t>高</w:t>
+            </w:r>
+          </w:p>
+        </w:tc>
+        <w:tc>
+          <w:tcPr>
+            <w:tcW w:type="dxa" w:w="1728"/>
+          </w:tcPr>
+          <w:p>
+            <w:r>
+              <w:rPr>
+                <w:rFonts w:ascii="Times New Roman" w:hAnsi="Times New Roman" w:cs="Times New Roman" w:eastAsia="Times New Roman"/>
+                <w:sz w:val="24"/>
+                <w:szCs w:val="24"/>
+              </w:rPr>
+              <w:t>中</w:t>
+            </w:r>
+          </w:p>
+        </w:tc>
+        <w:tc>
+          <w:tcPr>
+            <w:tcW w:type="dxa" w:w="1728"/>
+          </w:tcPr>
+          <w:p>
+            <w:r>
+              <w:rPr>
+                <w:rFonts w:ascii="Times New Roman" w:hAnsi="Times New Roman" w:cs="Times New Roman" w:eastAsia="Times New Roman"/>
+                <w:sz w:val="24"/>
+                <w:szCs w:val="24"/>
+              </w:rPr>
+              <w:t>不必要</w:t>
+            </w:r>
+          </w:p>
+        </w:tc>
+      </w:tr>
+      <w:tr>
+        <w:tc>
+          <w:tcPr>
+            <w:tcW w:type="dxa" w:w="1728"/>
+          </w:tcPr>
+          <w:p>
+            <w:r>
+              <w:rPr>
+                <w:rFonts w:ascii="Times New Roman" w:hAnsi="Times New Roman" w:cs="Times New Roman" w:eastAsia="Times New Roman"/>
+                <w:sz w:val="24"/>
+                <w:szCs w:val="24"/>
+              </w:rPr>
+              <w:t>执行器阶段</w:t>
+            </w:r>
+          </w:p>
+        </w:tc>
+        <w:tc>
+          <w:tcPr>
+            <w:tcW w:type="dxa" w:w="1728"/>
+          </w:tcPr>
+          <w:p>
+            <w:r>
+              <w:rPr>
+                <w:rFonts w:ascii="Times New Roman" w:hAnsi="Times New Roman" w:cs="Times New Roman" w:eastAsia="Times New Roman"/>
+                <w:sz w:val="24"/>
+                <w:szCs w:val="24"/>
+              </w:rPr>
+              <w:t>低</w:t>
+            </w:r>
+          </w:p>
+        </w:tc>
+        <w:tc>
+          <w:tcPr>
+            <w:tcW w:type="dxa" w:w="1728"/>
+          </w:tcPr>
+          <w:p>
+            <w:r>
+              <w:rPr>
+                <w:rFonts w:ascii="Times New Roman" w:hAnsi="Times New Roman" w:cs="Times New Roman" w:eastAsia="Times New Roman"/>
+                <w:sz w:val="24"/>
+                <w:szCs w:val="24"/>
+              </w:rPr>
+              <w:t>中</w:t>
+            </w:r>
+          </w:p>
+        </w:tc>
+        <w:tc>
+          <w:tcPr>
+            <w:tcW w:type="dxa" w:w="1728"/>
+          </w:tcPr>
+          <w:p>
+            <w:r>
+              <w:rPr>
+                <w:rFonts w:ascii="Times New Roman" w:hAnsi="Times New Roman" w:cs="Times New Roman" w:eastAsia="Times New Roman"/>
+                <w:sz w:val="24"/>
+                <w:szCs w:val="24"/>
+              </w:rPr>
+              <w:t>高</w:t>
+            </w:r>
+          </w:p>
+        </w:tc>
+        <w:tc>
+          <w:tcPr>
+            <w:tcW w:type="dxa" w:w="1728"/>
+          </w:tcPr>
+          <w:p>
+            <w:r>
+              <w:rPr>
+                <w:rFonts w:ascii="Times New Roman" w:hAnsi="Times New Roman" w:cs="Times New Roman" w:eastAsia="Times New Roman"/>
+                <w:sz w:val="24"/>
+                <w:szCs w:val="24"/>
+              </w:rPr>
+              <w:t>已实现</w:t>
             </w:r>
           </w:p>
         </w:tc>
